--- a/Clients/ALG/Algro-AI-Growth-Report.docx
+++ b/Clients/ALG/Algro-AI-Growth-Report.docx
@@ -355,15 +355,11 @@
       </w:sdtContent>
     </w:sdt>
     <w:p>
-      <w:r>
-        <w:br w:type="page"/>
-      </w:r>
-    </w:p>
-    <w:p>
       <w:pPr>
         <w:pStyle w:val="Heading1"/>
         <w:keepNext/>
-        <w:spacing w:after="120" w:before="480" w:line="240"/>
+        <w:pageBreakBefore/>
+        <w:spacing w:after="120" w:before="0" w:line="240"/>
       </w:pPr>
       <w:r>
         <w:rPr>
@@ -887,14 +883,15 @@
           <w:sz w:val="20"/>
           <w:szCs w:val="20"/>
         </w:rPr>
-        <w:t xml:space="preserve">A note on figures: this blueprint was built from public information. Algro’s internal numbers — current named-account roster, average first-year value of a won account by persona, GFSI / kosher / halal status at the US facility, current sales engine, and tariff-exposure book — were not available for this draft. Every projection below is labeled estimated and conservative and calibrates to real numbers after a short discovery call. The specific questions are in Section 14.</w:t>
+        <w:t xml:space="preserve">A note on figures: this blueprint was built from public information. Algro’s internal numbers — current named-account roster, average first-year value of a won account by persona, GFSI / kosher / halal status at the US facility, current sales engine, and tariff-exposure book — were not available for this draft. Every projection below is labeled estimated and conservative and calibrates to real numbers after a short discovery call. The specific questions are in Section 15.</w:t>
       </w:r>
     </w:p>
     <w:p>
       <w:pPr>
         <w:pStyle w:val="Heading1"/>
         <w:keepNext/>
-        <w:spacing w:after="120" w:before="480" w:line="240"/>
+        <w:pageBreakBefore/>
+        <w:spacing w:after="120" w:before="0" w:line="240"/>
       </w:pPr>
       <w:r>
         <w:rPr>
@@ -1328,7 +1325,8 @@
       <w:pPr>
         <w:pStyle w:val="Heading1"/>
         <w:keepNext/>
-        <w:spacing w:after="120" w:before="480" w:line="240"/>
+        <w:pageBreakBefore/>
+        <w:spacing w:after="120" w:before="0" w:line="240"/>
       </w:pPr>
       <w:r>
         <w:rPr>
@@ -1753,7 +1751,8 @@
       <w:pPr>
         <w:pStyle w:val="Heading1"/>
         <w:keepNext/>
-        <w:spacing w:after="120" w:before="480" w:line="240"/>
+        <w:pageBreakBefore/>
+        <w:spacing w:after="120" w:before="0" w:line="240"/>
       </w:pPr>
       <w:r>
         <w:rPr>
@@ -2571,7 +2570,8 @@
       <w:pPr>
         <w:pStyle w:val="Heading1"/>
         <w:keepNext/>
-        <w:spacing w:after="120" w:before="480" w:line="240"/>
+        <w:pageBreakBefore/>
+        <w:spacing w:after="120" w:before="0" w:line="240"/>
       </w:pPr>
       <w:r>
         <w:rPr>
@@ -4724,7 +4724,8 @@
       <w:pPr>
         <w:pStyle w:val="Heading1"/>
         <w:keepNext/>
-        <w:spacing w:after="120" w:before="480" w:line="240"/>
+        <w:pageBreakBefore/>
+        <w:spacing w:after="120" w:before="0" w:line="240"/>
       </w:pPr>
       <w:r>
         <w:rPr>
@@ -7477,7 +7478,8 @@
       <w:pPr>
         <w:pStyle w:val="Heading1"/>
         <w:keepNext/>
-        <w:spacing w:after="120" w:before="480" w:line="240"/>
+        <w:pageBreakBefore/>
+        <w:spacing w:after="120" w:before="0" w:line="240"/>
       </w:pPr>
       <w:r>
         <w:rPr>
@@ -8009,7 +8011,7 @@
                 <w:sz w:val="20"/>
                 <w:szCs w:val="20"/>
               </w:rPr>
-              <w:t xml:space="preserve">About 1,018 followers (small for the category); no visible publishing cadence</w:t>
+              <w:t xml:space="preserve">A modest follower base of roughly a thousand (small for the category, per the public page at time of research); no visible publishing cadence</w:t>
             </w:r>
           </w:p>
         </w:tc>
@@ -8513,9 +8515,228 @@
     </w:tbl>
     <w:p>
       <w:pPr>
+        <w:spacing w:after="0" w:before="160"/>
+      </w:pPr>
+      <w:r>
+        <w:t xml:space="preserve"/>
+      </w:r>
+    </w:p>
+    <w:p>
+      <w:pPr>
+        <w:pStyle w:val="Heading2"/>
+        <w:keepNext/>
+        <w:keepLines/>
+        <w:spacing w:after="120" w:before="280"/>
+      </w:pPr>
+      <w:r>
+        <w:rPr>
+          <w:rFonts w:ascii="Open Sans" w:cs="Open Sans" w:eastAsia="Open Sans" w:hAnsi="Open Sans"/>
+          <w:b/>
+          <w:bCs/>
+          <w:color w:val="F67D4B"/>
+          <w:sz w:val="26"/>
+          <w:szCs w:val="26"/>
+        </w:rPr>
+        <w:t xml:space="preserve">AI Search Reality Check</w:t>
+      </w:r>
+    </w:p>
+    <w:p>
+      <w:pPr>
+        <w:spacing w:after="140" w:before="0" w:line="320"/>
+        <w:jc w:val="both"/>
+      </w:pPr>
+      <w:r>
+        <w:rPr>
+          <w:rFonts w:ascii="Open Sans" w:cs="Open Sans" w:eastAsia="Open Sans" w:hAnsi="Open Sans"/>
+          <w:b w:val="false"/>
+          <w:bCs w:val="false"/>
+          <w:i w:val="false"/>
+          <w:iCs w:val="false"/>
+          <w:color w:val="59595B"/>
+          <w:sz w:val="22"/>
+          <w:szCs w:val="22"/>
+        </w:rPr>
+        <w:t xml:space="preserve">Here is the gap made concrete. When a procurement researcher asks an AI assistant the question below today, this is the shape of the answer they get — illustrative of how AI search resolves this query right now:</w:t>
+      </w:r>
+    </w:p>
+    <w:tbl>
+      <w:tblPr>
+        <w:tblW w:type="dxa" w:w="9360"/>
+        <w:tblBorders>
+          <w:top w:val="single" w:color="auto" w:sz="4"/>
+          <w:left w:val="single" w:color="auto" w:sz="4"/>
+          <w:bottom w:val="single" w:color="auto" w:sz="4"/>
+          <w:right w:val="single" w:color="auto" w:sz="4"/>
+          <w:insideH w:val="single" w:color="auto" w:sz="4"/>
+          <w:insideV w:val="single" w:color="auto" w:sz="4"/>
+        </w:tblBorders>
+      </w:tblPr>
+      <w:tblGrid>
+        <w:gridCol w:w="80"/>
+        <w:gridCol w:w="9280"/>
+      </w:tblGrid>
+      <w:tr>
+        <w:trPr>
+          <w:cantSplit/>
+        </w:trPr>
+        <w:tc>
+          <w:tcPr>
+            <w:tcW w:type="dxa" w:w="80"/>
+            <w:tcBorders>
+              <w:top w:val="none" w:color="FFFFFF" w:sz="0"/>
+              <w:left w:val="none" w:color="FFFFFF" w:sz="0"/>
+              <w:bottom w:val="none" w:color="FFFFFF" w:sz="0"/>
+              <w:right w:val="none" w:color="FFFFFF" w:sz="0"/>
+            </w:tcBorders>
+            <w:shd w:fill="F67D4B" w:val="clear"/>
+          </w:tcPr>
+          <w:p>
+            <w:r>
+              <w:t xml:space="preserve"/>
+            </w:r>
+          </w:p>
+        </w:tc>
+        <w:tc>
+          <w:tcPr>
+            <w:tcW w:type="dxa" w:w="9280"/>
+            <w:tcBorders>
+              <w:top w:val="none" w:color="FFFFFF" w:sz="0"/>
+              <w:left w:val="none" w:color="FFFFFF" w:sz="0"/>
+              <w:bottom w:val="none" w:color="FFFFFF" w:sz="0"/>
+              <w:right w:val="none" w:color="FFFFFF" w:sz="0"/>
+            </w:tcBorders>
+            <w:shd w:fill="F8F9FA" w:val="clear"/>
+            <w:tcMar>
+              <w:top w:type="dxa" w:w="160"/>
+              <w:left w:type="dxa" w:w="240"/>
+              <w:bottom w:type="dxa" w:w="160"/>
+              <w:right w:type="dxa" w:w="200"/>
+            </w:tcMar>
+          </w:tcPr>
+          <w:p>
+            <w:pPr>
+              <w:keepNext/>
+              <w:keepLines/>
+              <w:spacing w:after="80" w:before="80"/>
+            </w:pPr>
+            <w:r>
+              <w:rPr>
+                <w:rFonts w:ascii="Open Sans" w:cs="Open Sans" w:eastAsia="Open Sans" w:hAnsi="Open Sans"/>
+                <w:b/>
+                <w:bCs/>
+                <w:color w:val="F67D4B"/>
+                <w:sz w:val="22"/>
+                <w:szCs w:val="22"/>
+              </w:rPr>
+              <w:t xml:space="preserve">Prompt: "USDA NOP certified organic basmati private-label supplier in California, FSMA-204-ready?"</w:t>
+            </w:r>
+          </w:p>
+          <w:p>
+            <w:pPr>
+              <w:keepNext/>
+              <w:keepLines/>
+              <w:spacing w:after="60" w:before="40" w:line="300"/>
+            </w:pPr>
+            <w:r>
+              <w:rPr>
+                <w:rFonts w:ascii="Open Sans" w:cs="Open Sans" w:eastAsia="Open Sans" w:hAnsi="Open Sans"/>
+                <w:color w:val="59595B"/>
+                <w:sz w:val="20"/>
+                <w:szCs w:val="20"/>
+              </w:rPr>
+              <w:t xml:space="preserve">TODAY — the AI assistant answers with whichever suppliers have the strongest content and third-party signals it can read: it names the category giants (LT Foods / Royal, KRBL / India Gate, Riviana) and a couple of larger private-label houses, and does NOT mention Algro — even though Algro holds the CCOF NOP organic certificate in California and the multi-origin specialty range the query is actually asking for. Algro is invisible at the exact moment the buyer is forming a shortlist.</w:t>
+            </w:r>
+          </w:p>
+          <w:p>
+            <w:pPr>
+              <w:keepNext w:val="false"/>
+              <w:keepLines/>
+              <w:spacing w:after="60" w:before="40" w:line="300"/>
+            </w:pPr>
+            <w:r>
+              <w:rPr>
+                <w:rFonts w:ascii="Open Sans" w:cs="Open Sans" w:eastAsia="Open Sans" w:hAnsi="Open Sans"/>
+                <w:color w:val="59595B"/>
+                <w:sz w:val="20"/>
+                <w:szCs w:val="20"/>
+              </w:rPr>
+              <w:t xml:space="preserve">AFTER AEO — the same query returns Algro as a cited option (“Algro International is a USDA NOP organic, multi-origin specialty-rice supplier in Irvine, CA, with FSVP and FSMA-204-ready documentation…”), with the certification library and the category content as the supporting evidence the assistant points to.</w:t>
+            </w:r>
+          </w:p>
+        </w:tc>
+      </w:tr>
+    </w:tbl>
+    <w:p>
+      <w:pPr>
+        <w:spacing w:after="140" w:before="0" w:line="320"/>
+        <w:jc w:val="both"/>
+      </w:pPr>
+      <w:r>
+        <w:rPr>
+          <w:rFonts w:ascii="Open Sans" w:cs="Open Sans" w:eastAsia="Open Sans" w:hAnsi="Open Sans"/>
+          <w:b w:val="false"/>
+          <w:bCs w:val="false"/>
+          <w:i/>
+          <w:iCs/>
+          <w:color w:val="59595B"/>
+          <w:sz w:val="18"/>
+          <w:szCs w:val="18"/>
+        </w:rPr>
+        <w:t xml:space="preserve">(Illustrative of current AI-search behavior for this query class; the live result is captured as the Quick Wins baseline in Section 14.)</w:t>
+      </w:r>
+    </w:p>
+    <w:p>
+      <w:pPr>
+        <w:spacing w:after="0" w:before="160"/>
+      </w:pPr>
+      <w:r>
+        <w:t xml:space="preserve"/>
+      </w:r>
+    </w:p>
+    <w:p>
+      <w:pPr>
+        <w:pStyle w:val="Heading2"/>
+        <w:keepNext/>
+        <w:keepLines/>
+        <w:spacing w:after="120" w:before="280"/>
+      </w:pPr>
+      <w:r>
+        <w:rPr>
+          <w:rFonts w:ascii="Open Sans" w:cs="Open Sans" w:eastAsia="Open Sans" w:hAnsi="Open Sans"/>
+          <w:b/>
+          <w:bCs/>
+          <w:color w:val="CC0000"/>
+          <w:sz w:val="26"/>
+          <w:szCs w:val="26"/>
+        </w:rPr>
+        <w:t xml:space="preserve">The Cost of Waiting</w:t>
+      </w:r>
+    </w:p>
+    <w:p>
+      <w:pPr>
+        <w:spacing w:after="140" w:before="0" w:line="320"/>
+        <w:jc w:val="both"/>
+      </w:pPr>
+      <w:r>
+        <w:rPr>
+          <w:rFonts w:ascii="Open Sans" w:cs="Open Sans" w:eastAsia="Open Sans" w:hAnsi="Open Sans"/>
+          <w:b w:val="false"/>
+          <w:bCs w:val="false"/>
+          <w:i w:val="false"/>
+          <w:iCs w:val="false"/>
+          <w:color w:val="59595B"/>
+          <w:sz w:val="22"/>
+          <w:szCs w:val="22"/>
+        </w:rPr>
+        <w:t xml:space="preserve">AI-search visibility compounds, and it rewards whoever optimizes first. Every quarter Algro is not cited, the assistants learn to answer “organic basmati private-label supplier” with someone else — and that default, once set in the training and retrieval data, is far harder and more expensive to dislodge than to claim now. The tariff, FSMA-204, and multi-origin compliance conversation is genuinely under-covered today; that is a window a thirteen-person team can own before a multi-billion-dollar competitor re-platforms onto AI-buyer-experience. The cost of waiting is not zero — it is a competitor becoming the default answer, and an RFP cycle’s worth of awards going to whoever responded first.</w:t>
+      </w:r>
+    </w:p>
+    <w:p>
+      <w:pPr>
         <w:pStyle w:val="Heading1"/>
         <w:keepNext/>
-        <w:spacing w:after="120" w:before="480" w:line="240"/>
+        <w:pageBreakBefore/>
+        <w:spacing w:after="120" w:before="0" w:line="240"/>
       </w:pPr>
       <w:r>
         <w:rPr>
@@ -8921,7 +9142,8 @@
       <w:pPr>
         <w:pStyle w:val="Heading1"/>
         <w:keepNext/>
-        <w:spacing w:after="120" w:before="480" w:line="240"/>
+        <w:pageBreakBefore/>
+        <w:spacing w:after="120" w:before="0" w:line="240"/>
       </w:pPr>
       <w:r>
         <w:rPr>
@@ -9998,9 +10220,534 @@
     </w:tbl>
     <w:p>
       <w:pPr>
+        <w:spacing w:after="0" w:before="200"/>
+      </w:pPr>
+      <w:r>
+        <w:t xml:space="preserve"/>
+      </w:r>
+    </w:p>
+    <w:p>
+      <w:pPr>
+        <w:pStyle w:val="Heading2"/>
+        <w:keepNext/>
+        <w:keepLines/>
+        <w:spacing w:after="120" w:before="280"/>
+      </w:pPr>
+      <w:r>
+        <w:rPr>
+          <w:rFonts w:ascii="Open Sans" w:cs="Open Sans" w:eastAsia="Open Sans" w:hAnsi="Open Sans"/>
+          <w:b/>
+          <w:bCs/>
+          <w:color w:val="006DB6"/>
+          <w:sz w:val="26"/>
+          <w:szCs w:val="26"/>
+        </w:rPr>
+        <w:t xml:space="preserve">How We Keep AI Affordable — Seven Models, Routed by Task</w:t>
+      </w:r>
+    </w:p>
+    <w:p>
+      <w:pPr>
+        <w:spacing w:after="140" w:before="0" w:line="320"/>
+        <w:jc w:val="both"/>
+      </w:pPr>
+      <w:r>
+        <w:rPr>
+          <w:rFonts w:ascii="Open Sans" w:cs="Open Sans" w:eastAsia="Open Sans" w:hAnsi="Open Sans"/>
+          <w:b w:val="false"/>
+          <w:bCs w:val="false"/>
+          <w:i w:val="false"/>
+          <w:iCs w:val="false"/>
+          <w:color w:val="59595B"/>
+          <w:sz w:val="22"/>
+          <w:szCs w:val="22"/>
+        </w:rPr>
+        <w:t xml:space="preserve">A fair question about running AI across content, named-account outreach, and the buyer-documentation load: won’t the token bill be enormous? Not the way Technijian builds it. We do not wire every task to one expensive model — our platform routes across roughly seven models, spanning three AI vendors and three capability tiers, and sends each sub-task to the cheapest model that can do it well.</w:t>
+      </w:r>
+    </w:p>
+    <w:tbl>
+      <w:tblPr>
+        <w:tblW w:type="dxa" w:w="9360"/>
+        <w:tblBorders>
+          <w:top w:val="single" w:color="auto" w:sz="4"/>
+          <w:left w:val="single" w:color="auto" w:sz="4"/>
+          <w:bottom w:val="single" w:color="auto" w:sz="4"/>
+          <w:right w:val="single" w:color="auto" w:sz="4"/>
+          <w:insideH w:val="single" w:color="auto" w:sz="4"/>
+          <w:insideV w:val="single" w:color="auto" w:sz="4"/>
+        </w:tblBorders>
+      </w:tblPr>
+      <w:tblGrid>
+        <w:gridCol w:w="2448"/>
+        <w:gridCol w:w="4752"/>
+        <w:gridCol w:w="2160"/>
+      </w:tblGrid>
+      <w:tr>
+        <w:trPr>
+          <w:cantSplit/>
+          <w:tblHeader/>
+        </w:trPr>
+        <w:tc>
+          <w:tcPr>
+            <w:tcW w:type="dxa" w:w="2448"/>
+            <w:tcBorders>
+              <w:top w:val="single" w:color="E9ECEF" w:sz="4"/>
+              <w:left w:val="single" w:color="E9ECEF" w:sz="4"/>
+              <w:bottom w:val="single" w:color="E9ECEF" w:sz="4"/>
+              <w:right w:val="single" w:color="E9ECEF" w:sz="4"/>
+            </w:tcBorders>
+            <w:shd w:fill="1A1A2E" w:val="clear"/>
+            <w:tcMar>
+              <w:top w:type="dxa" w:w="120"/>
+              <w:left w:type="dxa" w:w="140"/>
+              <w:bottom w:type="dxa" w:w="120"/>
+              <w:right w:type="dxa" w:w="140"/>
+            </w:tcMar>
+            <w:vAlign w:val="center"/>
+          </w:tcPr>
+          <w:p>
+            <w:pPr>
+              <w:jc w:val="left"/>
+            </w:pPr>
+            <w:r>
+              <w:rPr>
+                <w:rFonts w:ascii="Open Sans" w:cs="Open Sans" w:eastAsia="Open Sans" w:hAnsi="Open Sans"/>
+                <w:b/>
+                <w:bCs/>
+                <w:color w:val="FFFFFF"/>
+                <w:sz w:val="20"/>
+                <w:szCs w:val="20"/>
+              </w:rPr>
+              <w:t xml:space="preserve">Tier</w:t>
+            </w:r>
+          </w:p>
+        </w:tc>
+        <w:tc>
+          <w:tcPr>
+            <w:tcW w:type="dxa" w:w="4752"/>
+            <w:tcBorders>
+              <w:top w:val="single" w:color="E9ECEF" w:sz="4"/>
+              <w:left w:val="single" w:color="E9ECEF" w:sz="4"/>
+              <w:bottom w:val="single" w:color="E9ECEF" w:sz="4"/>
+              <w:right w:val="single" w:color="E9ECEF" w:sz="4"/>
+            </w:tcBorders>
+            <w:shd w:fill="1A1A2E" w:val="clear"/>
+            <w:tcMar>
+              <w:top w:type="dxa" w:w="120"/>
+              <w:left w:type="dxa" w:w="140"/>
+              <w:bottom w:type="dxa" w:w="120"/>
+              <w:right w:type="dxa" w:w="140"/>
+            </w:tcMar>
+            <w:vAlign w:val="center"/>
+          </w:tcPr>
+          <w:p>
+            <w:pPr>
+              <w:jc w:val="left"/>
+            </w:pPr>
+            <w:r>
+              <w:rPr>
+                <w:rFonts w:ascii="Open Sans" w:cs="Open Sans" w:eastAsia="Open Sans" w:hAnsi="Open Sans"/>
+                <w:b/>
+                <w:bCs/>
+                <w:color w:val="FFFFFF"/>
+                <w:sz w:val="20"/>
+                <w:szCs w:val="20"/>
+              </w:rPr>
+              <w:t xml:space="preserve">What It Does</w:t>
+            </w:r>
+          </w:p>
+        </w:tc>
+        <w:tc>
+          <w:tcPr>
+            <w:tcW w:type="dxa" w:w="2160"/>
+            <w:tcBorders>
+              <w:top w:val="single" w:color="E9ECEF" w:sz="4"/>
+              <w:left w:val="single" w:color="E9ECEF" w:sz="4"/>
+              <w:bottom w:val="single" w:color="E9ECEF" w:sz="4"/>
+              <w:right w:val="single" w:color="E9ECEF" w:sz="4"/>
+            </w:tcBorders>
+            <w:shd w:fill="1A1A2E" w:val="clear"/>
+            <w:tcMar>
+              <w:top w:type="dxa" w:w="120"/>
+              <w:left w:type="dxa" w:w="140"/>
+              <w:bottom w:type="dxa" w:w="120"/>
+              <w:right w:type="dxa" w:w="140"/>
+            </w:tcMar>
+            <w:vAlign w:val="center"/>
+          </w:tcPr>
+          <w:p>
+            <w:pPr>
+              <w:jc w:val="center"/>
+            </w:pPr>
+            <w:r>
+              <w:rPr>
+                <w:rFonts w:ascii="Open Sans" w:cs="Open Sans" w:eastAsia="Open Sans" w:hAnsi="Open Sans"/>
+                <w:b/>
+                <w:bCs/>
+                <w:color w:val="FFFFFF"/>
+                <w:sz w:val="20"/>
+                <w:szCs w:val="20"/>
+              </w:rPr>
+              <w:t xml:space="preserve">Share of Work</w:t>
+            </w:r>
+          </w:p>
+        </w:tc>
+      </w:tr>
+      <w:tr>
+        <w:trPr>
+          <w:cantSplit/>
+        </w:trPr>
+        <w:tc>
+          <w:tcPr>
+            <w:tcW w:type="dxa" w:w="2448"/>
+            <w:tcBorders>
+              <w:top w:val="single" w:color="E9ECEF" w:sz="4"/>
+              <w:left w:val="single" w:color="E9ECEF" w:sz="4"/>
+              <w:bottom w:val="single" w:color="E9ECEF" w:sz="4"/>
+              <w:right w:val="single" w:color="E9ECEF" w:sz="4"/>
+            </w:tcBorders>
+            <w:shd w:fill="FFFFFF" w:val="clear"/>
+            <w:tcMar>
+              <w:top w:type="dxa" w:w="100"/>
+              <w:left w:type="dxa" w:w="140"/>
+              <w:bottom w:type="dxa" w:w="100"/>
+              <w:right w:type="dxa" w:w="140"/>
+            </w:tcMar>
+            <w:vAlign w:val="center"/>
+          </w:tcPr>
+          <w:p>
+            <w:pPr>
+              <w:jc w:val="left"/>
+            </w:pPr>
+            <w:r>
+              <w:rPr>
+                <w:rFonts w:ascii="Open Sans" w:cs="Open Sans" w:eastAsia="Open Sans" w:hAnsi="Open Sans"/>
+                <w:b/>
+                <w:bCs/>
+                <w:color w:val="59595B"/>
+                <w:sz w:val="20"/>
+                <w:szCs w:val="20"/>
+              </w:rPr>
+              <w:t xml:space="preserve">Frontier (premium)</w:t>
+            </w:r>
+          </w:p>
+        </w:tc>
+        <w:tc>
+          <w:tcPr>
+            <w:tcW w:type="dxa" w:w="4752"/>
+            <w:tcBorders>
+              <w:top w:val="single" w:color="E9ECEF" w:sz="4"/>
+              <w:left w:val="single" w:color="E9ECEF" w:sz="4"/>
+              <w:bottom w:val="single" w:color="E9ECEF" w:sz="4"/>
+              <w:right w:val="single" w:color="E9ECEF" w:sz="4"/>
+            </w:tcBorders>
+            <w:shd w:fill="FFFFFF" w:val="clear"/>
+            <w:tcMar>
+              <w:top w:type="dxa" w:w="100"/>
+              <w:left w:type="dxa" w:w="140"/>
+              <w:bottom w:type="dxa" w:w="100"/>
+              <w:right w:type="dxa" w:w="140"/>
+            </w:tcMar>
+            <w:vAlign w:val="center"/>
+          </w:tcPr>
+          <w:p>
+            <w:pPr>
+              <w:jc w:val="left"/>
+            </w:pPr>
+            <w:r>
+              <w:rPr>
+                <w:rFonts w:ascii="Open Sans" w:cs="Open Sans" w:eastAsia="Open Sans" w:hAnsi="Open Sans"/>
+                <w:b w:val="false"/>
+                <w:bCs w:val="false"/>
+                <w:color w:val="59595B"/>
+                <w:sz w:val="20"/>
+                <w:szCs w:val="20"/>
+              </w:rPr>
+              <w:t xml:space="preserve">The hardest judgment only — final brand-voice pass, compliance-bound answers a buyer audit will read, the deepest reasoning</w:t>
+            </w:r>
+          </w:p>
+        </w:tc>
+        <w:tc>
+          <w:tcPr>
+            <w:tcW w:type="dxa" w:w="2160"/>
+            <w:tcBorders>
+              <w:top w:val="single" w:color="E9ECEF" w:sz="4"/>
+              <w:left w:val="single" w:color="E9ECEF" w:sz="4"/>
+              <w:bottom w:val="single" w:color="E9ECEF" w:sz="4"/>
+              <w:right w:val="single" w:color="E9ECEF" w:sz="4"/>
+            </w:tcBorders>
+            <w:shd w:fill="FFFFFF" w:val="clear"/>
+            <w:tcMar>
+              <w:top w:type="dxa" w:w="100"/>
+              <w:left w:type="dxa" w:w="140"/>
+              <w:bottom w:type="dxa" w:w="100"/>
+              <w:right w:type="dxa" w:w="140"/>
+            </w:tcMar>
+            <w:vAlign w:val="center"/>
+          </w:tcPr>
+          <w:p>
+            <w:pPr>
+              <w:jc w:val="center"/>
+            </w:pPr>
+            <w:r>
+              <w:rPr>
+                <w:rFonts w:ascii="Open Sans" w:cs="Open Sans" w:eastAsia="Open Sans" w:hAnsi="Open Sans"/>
+                <w:b/>
+                <w:bCs/>
+                <w:color w:val="006DB6"/>
+                <w:sz w:val="20"/>
+                <w:szCs w:val="20"/>
+              </w:rPr>
+              <w:t xml:space="preserve">~5–10%</w:t>
+            </w:r>
+          </w:p>
+        </w:tc>
+      </w:tr>
+      <w:tr>
+        <w:trPr>
+          <w:cantSplit/>
+        </w:trPr>
+        <w:tc>
+          <w:tcPr>
+            <w:tcW w:type="dxa" w:w="2448"/>
+            <w:tcBorders>
+              <w:top w:val="single" w:color="E9ECEF" w:sz="4"/>
+              <w:left w:val="single" w:color="E9ECEF" w:sz="4"/>
+              <w:bottom w:val="single" w:color="E9ECEF" w:sz="4"/>
+              <w:right w:val="single" w:color="E9ECEF" w:sz="4"/>
+            </w:tcBorders>
+            <w:shd w:fill="F8F9FA" w:val="clear"/>
+            <w:tcMar>
+              <w:top w:type="dxa" w:w="100"/>
+              <w:left w:type="dxa" w:w="140"/>
+              <w:bottom w:type="dxa" w:w="100"/>
+              <w:right w:type="dxa" w:w="140"/>
+            </w:tcMar>
+            <w:vAlign w:val="center"/>
+          </w:tcPr>
+          <w:p>
+            <w:pPr>
+              <w:jc w:val="left"/>
+            </w:pPr>
+            <w:r>
+              <w:rPr>
+                <w:rFonts w:ascii="Open Sans" w:cs="Open Sans" w:eastAsia="Open Sans" w:hAnsi="Open Sans"/>
+                <w:b/>
+                <w:bCs/>
+                <w:color w:val="59595B"/>
+                <w:sz w:val="20"/>
+                <w:szCs w:val="20"/>
+              </w:rPr>
+              <w:t xml:space="preserve">Workhorse (balanced)</w:t>
+            </w:r>
+          </w:p>
+        </w:tc>
+        <w:tc>
+          <w:tcPr>
+            <w:tcW w:type="dxa" w:w="4752"/>
+            <w:tcBorders>
+              <w:top w:val="single" w:color="E9ECEF" w:sz="4"/>
+              <w:left w:val="single" w:color="E9ECEF" w:sz="4"/>
+              <w:bottom w:val="single" w:color="E9ECEF" w:sz="4"/>
+              <w:right w:val="single" w:color="E9ECEF" w:sz="4"/>
+            </w:tcBorders>
+            <w:shd w:fill="F8F9FA" w:val="clear"/>
+            <w:tcMar>
+              <w:top w:type="dxa" w:w="100"/>
+              <w:left w:type="dxa" w:w="140"/>
+              <w:bottom w:type="dxa" w:w="100"/>
+              <w:right w:type="dxa" w:w="140"/>
+            </w:tcMar>
+            <w:vAlign w:val="center"/>
+          </w:tcPr>
+          <w:p>
+            <w:pPr>
+              <w:jc w:val="left"/>
+            </w:pPr>
+            <w:r>
+              <w:rPr>
+                <w:rFonts w:ascii="Open Sans" w:cs="Open Sans" w:eastAsia="Open Sans" w:hAnsi="Open Sans"/>
+                <w:b w:val="false"/>
+                <w:bCs w:val="false"/>
+                <w:color w:val="59595B"/>
+                <w:sz w:val="20"/>
+                <w:szCs w:val="20"/>
+              </w:rPr>
+              <w:t xml:space="preserve">The bulk of drafting and reasoning — RFP response drafts, category content, outreach personalization, summarization, scoring</w:t>
+            </w:r>
+          </w:p>
+        </w:tc>
+        <w:tc>
+          <w:tcPr>
+            <w:tcW w:type="dxa" w:w="2160"/>
+            <w:tcBorders>
+              <w:top w:val="single" w:color="E9ECEF" w:sz="4"/>
+              <w:left w:val="single" w:color="E9ECEF" w:sz="4"/>
+              <w:bottom w:val="single" w:color="E9ECEF" w:sz="4"/>
+              <w:right w:val="single" w:color="E9ECEF" w:sz="4"/>
+            </w:tcBorders>
+            <w:shd w:fill="F8F9FA" w:val="clear"/>
+            <w:tcMar>
+              <w:top w:type="dxa" w:w="100"/>
+              <w:left w:type="dxa" w:w="140"/>
+              <w:bottom w:type="dxa" w:w="100"/>
+              <w:right w:type="dxa" w:w="140"/>
+            </w:tcMar>
+            <w:vAlign w:val="center"/>
+          </w:tcPr>
+          <w:p>
+            <w:pPr>
+              <w:jc w:val="center"/>
+            </w:pPr>
+            <w:r>
+              <w:rPr>
+                <w:rFonts w:ascii="Open Sans" w:cs="Open Sans" w:eastAsia="Open Sans" w:hAnsi="Open Sans"/>
+                <w:b w:val="false"/>
+                <w:bCs w:val="false"/>
+                <w:color w:val="1EAAC8"/>
+                <w:sz w:val="20"/>
+                <w:szCs w:val="20"/>
+              </w:rPr>
+              <w:t xml:space="preserve">~30–40%</w:t>
+            </w:r>
+          </w:p>
+        </w:tc>
+      </w:tr>
+      <w:tr>
+        <w:trPr>
+          <w:cantSplit/>
+        </w:trPr>
+        <w:tc>
+          <w:tcPr>
+            <w:tcW w:type="dxa" w:w="2448"/>
+            <w:tcBorders>
+              <w:top w:val="single" w:color="E9ECEF" w:sz="4"/>
+              <w:left w:val="single" w:color="E9ECEF" w:sz="4"/>
+              <w:bottom w:val="single" w:color="E9ECEF" w:sz="4"/>
+              <w:right w:val="single" w:color="E9ECEF" w:sz="4"/>
+            </w:tcBorders>
+            <w:shd w:fill="FFFFFF" w:val="clear"/>
+            <w:tcMar>
+              <w:top w:type="dxa" w:w="100"/>
+              <w:left w:type="dxa" w:w="140"/>
+              <w:bottom w:type="dxa" w:w="100"/>
+              <w:right w:type="dxa" w:w="140"/>
+            </w:tcMar>
+            <w:vAlign w:val="center"/>
+          </w:tcPr>
+          <w:p>
+            <w:pPr>
+              <w:jc w:val="left"/>
+            </w:pPr>
+            <w:r>
+              <w:rPr>
+                <w:rFonts w:ascii="Open Sans" w:cs="Open Sans" w:eastAsia="Open Sans" w:hAnsi="Open Sans"/>
+                <w:b/>
+                <w:bCs/>
+                <w:color w:val="59595B"/>
+                <w:sz w:val="20"/>
+                <w:szCs w:val="20"/>
+              </w:rPr>
+              <w:t xml:space="preserve">Lightweight (low-cost)</w:t>
+            </w:r>
+          </w:p>
+        </w:tc>
+        <w:tc>
+          <w:tcPr>
+            <w:tcW w:type="dxa" w:w="4752"/>
+            <w:tcBorders>
+              <w:top w:val="single" w:color="E9ECEF" w:sz="4"/>
+              <w:left w:val="single" w:color="E9ECEF" w:sz="4"/>
+              <w:bottom w:val="single" w:color="E9ECEF" w:sz="4"/>
+              <w:right w:val="single" w:color="E9ECEF" w:sz="4"/>
+            </w:tcBorders>
+            <w:shd w:fill="FFFFFF" w:val="clear"/>
+            <w:tcMar>
+              <w:top w:type="dxa" w:w="100"/>
+              <w:left w:type="dxa" w:w="140"/>
+              <w:bottom w:type="dxa" w:w="100"/>
+              <w:right w:type="dxa" w:w="140"/>
+            </w:tcMar>
+            <w:vAlign w:val="center"/>
+          </w:tcPr>
+          <w:p>
+            <w:pPr>
+              <w:jc w:val="left"/>
+            </w:pPr>
+            <w:r>
+              <w:rPr>
+                <w:rFonts w:ascii="Open Sans" w:cs="Open Sans" w:eastAsia="Open Sans" w:hAnsi="Open Sans"/>
+                <w:b w:val="false"/>
+                <w:bCs w:val="false"/>
+                <w:color w:val="59595B"/>
+                <w:sz w:val="20"/>
+                <w:szCs w:val="20"/>
+              </w:rPr>
+              <w:t xml:space="preserve">High-volume mechanical work — extracting from certificates and COAs, classifying and tagging thousands of documents, enrichment</w:t>
+            </w:r>
+          </w:p>
+        </w:tc>
+        <w:tc>
+          <w:tcPr>
+            <w:tcW w:type="dxa" w:w="2160"/>
+            <w:tcBorders>
+              <w:top w:val="single" w:color="E9ECEF" w:sz="4"/>
+              <w:left w:val="single" w:color="E9ECEF" w:sz="4"/>
+              <w:bottom w:val="single" w:color="E9ECEF" w:sz="4"/>
+              <w:right w:val="single" w:color="E9ECEF" w:sz="4"/>
+            </w:tcBorders>
+            <w:shd w:fill="FFFFFF" w:val="clear"/>
+            <w:tcMar>
+              <w:top w:type="dxa" w:w="100"/>
+              <w:left w:type="dxa" w:w="140"/>
+              <w:bottom w:type="dxa" w:w="100"/>
+              <w:right w:type="dxa" w:w="140"/>
+            </w:tcMar>
+            <w:vAlign w:val="center"/>
+          </w:tcPr>
+          <w:p>
+            <w:pPr>
+              <w:jc w:val="center"/>
+            </w:pPr>
+            <w:r>
+              <w:rPr>
+                <w:rFonts w:ascii="Open Sans" w:cs="Open Sans" w:eastAsia="Open Sans" w:hAnsi="Open Sans"/>
+                <w:b w:val="false"/>
+                <w:bCs w:val="false"/>
+                <w:color w:val="59595B"/>
+                <w:sz w:val="20"/>
+                <w:szCs w:val="20"/>
+              </w:rPr>
+              <w:t xml:space="preserve">~50–60%</w:t>
+            </w:r>
+          </w:p>
+        </w:tc>
+      </w:tr>
+    </w:tbl>
+    <w:p>
+      <w:pPr>
+        <w:spacing w:after="140" w:before="80" w:line="320"/>
+        <w:jc w:val="both"/>
+      </w:pPr>
+      <w:r>
+        <w:rPr>
+          <w:rFonts w:ascii="Open Sans" w:cs="Open Sans" w:eastAsia="Open Sans" w:hAnsi="Open Sans"/>
+          <w:b w:val="false"/>
+          <w:bCs w:val="false"/>
+          <w:i w:val="false"/>
+          <w:iCs w:val="false"/>
+          <w:color w:val="59595B"/>
+          <w:sz w:val="22"/>
+          <w:szCs w:val="22"/>
+        </w:rPr>
+        <w:t xml:space="preserve">The result: Algro pays premium-model prices only for the small slice of work that warrants them — typically a 60–80% lower run cost than routing everything to one top-tier model, with no quality loss where it counts. For example, an RFP response is extracted by a low-cost model, drafted and tightened by a mid model, and given a final accuracy-and-format pass by a frontier model — instead of one premium model doing all three at roughly triple the cost. Where the answer is compliance-bound, a multi-model council (the ScamShield pattern above) cross-checks it before it is sent. This is the kind of AI engineering depth a partner brings that wiring everything to one chatbot does not.</w:t>
+      </w:r>
+    </w:p>
+    <w:p>
+      <w:pPr>
         <w:pStyle w:val="Heading1"/>
         <w:keepNext/>
-        <w:spacing w:after="120" w:before="480" w:line="240"/>
+        <w:pageBreakBefore/>
+        <w:spacing w:after="120" w:before="0" w:line="240"/>
       </w:pPr>
       <w:r>
         <w:rPr>
@@ -10009,7 +10756,7 @@
           <w:sz w:val="2"/>
           <w:szCs w:val="2"/>
         </w:rPr>
-        <w:t xml:space="preserve">10  How AI Transforms Algro’s Growth Engine</w:t>
+        <w:t xml:space="preserve">10  Understanding AI — A Field Guide for Algro International Leadership</w:t>
       </w:r>
     </w:p>
     <w:tbl>
@@ -10073,7 +10820,2087 @@
                 <w:sz w:val="34"/>
                 <w:szCs w:val="34"/>
               </w:rPr>
-              <w:t xml:space="preserve">10  How AI Transforms Algro’s Growth Engine</w:t>
+              <w:t xml:space="preserve">10  Understanding AI — A Field Guide for Algro International Leadership</w:t>
+            </w:r>
+          </w:p>
+        </w:tc>
+      </w:tr>
+    </w:tbl>
+    <w:p>
+      <w:pPr>
+        <w:spacing w:after="0" w:before="140"/>
+      </w:pPr>
+      <w:r>
+        <w:t xml:space="preserve"/>
+      </w:r>
+    </w:p>
+    <w:p>
+      <w:pPr>
+        <w:spacing w:after="140" w:before="0" w:line="320"/>
+        <w:jc w:val="both"/>
+      </w:pPr>
+      <w:r>
+        <w:rPr>
+          <w:rFonts w:ascii="Open Sans" w:cs="Open Sans" w:eastAsia="Open Sans" w:hAnsi="Open Sans"/>
+          <w:b w:val="false"/>
+          <w:bCs w:val="false"/>
+          <w:i w:val="false"/>
+          <w:iCs w:val="false"/>
+          <w:color w:val="59595B"/>
+          <w:sz w:val="22"/>
+          <w:szCs w:val="22"/>
+        </w:rPr>
+        <w:t xml:space="preserve">This section exists to make the rest of this report easy to evaluate. No jargon, no hype — just what AI is, where Algro sits today, how to adopt it without risk, and what comparable organizations are already doing. The goal is that Deepak, Sinem, and the Algro team can judge every recommendation that follows on its merits.</w:t>
+      </w:r>
+    </w:p>
+    <w:p>
+      <w:pPr>
+        <w:spacing w:after="0" w:before="140"/>
+      </w:pPr>
+      <w:r>
+        <w:t xml:space="preserve"/>
+      </w:r>
+    </w:p>
+    <w:p>
+      <w:pPr>
+        <w:pStyle w:val="Heading2"/>
+        <w:keepNext/>
+        <w:keepLines/>
+        <w:spacing w:after="120" w:before="280"/>
+      </w:pPr>
+      <w:r>
+        <w:rPr>
+          <w:rFonts w:ascii="Open Sans" w:cs="Open Sans" w:eastAsia="Open Sans" w:hAnsi="Open Sans"/>
+          <w:b/>
+          <w:bCs/>
+          <w:color w:val="006DB6"/>
+          <w:sz w:val="26"/>
+          <w:szCs w:val="26"/>
+        </w:rPr>
+        <w:t xml:space="preserve">What AI Actually Is — and Isn’t</w:t>
+      </w:r>
+    </w:p>
+    <w:p>
+      <w:pPr>
+        <w:spacing w:after="140" w:before="0" w:line="320"/>
+        <w:jc w:val="both"/>
+      </w:pPr>
+      <w:r>
+        <w:rPr>
+          <w:rFonts w:ascii="Open Sans" w:cs="Open Sans" w:eastAsia="Open Sans" w:hAnsi="Open Sans"/>
+          <w:b w:val="false"/>
+          <w:bCs w:val="false"/>
+          <w:i w:val="false"/>
+          <w:iCs w:val="false"/>
+          <w:color w:val="59595B"/>
+          <w:sz w:val="22"/>
+          <w:szCs w:val="22"/>
+        </w:rPr>
+        <w:t xml:space="preserve">As MIT Sloan puts it, a leader needs to know what AI can and cannot do — not how to build it. In practice, the only distinction that matters for planning is this:</w:t>
+      </w:r>
+    </w:p>
+    <w:p>
+      <w:pPr>
+        <w:pStyle w:val="ListParagraph"/>
+        <w:numPr>
+          <w:ilvl w:val="0"/>
+          <w:numId w:val="2"/>
+        </w:numPr>
+        <w:spacing w:after="80" w:before="40" w:line="300"/>
+      </w:pPr>
+      <w:r>
+        <w:rPr>
+          <w:rFonts w:ascii="Open Sans" w:cs="Open Sans" w:eastAsia="Open Sans" w:hAnsi="Open Sans"/>
+          <w:color w:val="59595B"/>
+          <w:sz w:val="22"/>
+          <w:szCs w:val="22"/>
+        </w:rPr>
+        <w:t xml:space="preserve">Automation (workflows): the AI follows a path you define — predictable and low-risk. For example, “draft this buyer’s RFP response from our indexed certification library.” This is where almost all near-term value lives.</w:t>
+      </w:r>
+    </w:p>
+    <w:p>
+      <w:pPr>
+        <w:pStyle w:val="ListParagraph"/>
+        <w:numPr>
+          <w:ilvl w:val="0"/>
+          <w:numId w:val="2"/>
+        </w:numPr>
+        <w:spacing w:after="80" w:before="40" w:line="300"/>
+      </w:pPr>
+      <w:r>
+        <w:rPr>
+          <w:rFonts w:ascii="Open Sans" w:cs="Open Sans" w:eastAsia="Open Sans" w:hAnsi="Open Sans"/>
+          <w:color w:val="59595B"/>
+          <w:sz w:val="22"/>
+          <w:szCs w:val="22"/>
+        </w:rPr>
+        <w:t xml:space="preserve">Agents: the AI decides the steps itself — more flexible, and it needs human oversight. For example, “watch the tariff signal and flag which accounts need a re-priced origin-mix proposal.” This comes later, where it earns its place.</w:t>
+      </w:r>
+    </w:p>
+    <w:p>
+      <w:pPr>
+        <w:spacing w:after="140" w:before="0" w:line="320"/>
+        <w:jc w:val="both"/>
+      </w:pPr>
+      <w:r>
+        <w:rPr>
+          <w:rFonts w:ascii="Open Sans" w:cs="Open Sans" w:eastAsia="Open Sans" w:hAnsi="Open Sans"/>
+          <w:b w:val="false"/>
+          <w:bCs w:val="false"/>
+          <w:i w:val="false"/>
+          <w:iCs w:val="false"/>
+          <w:color w:val="59595B"/>
+          <w:sz w:val="22"/>
+          <w:szCs w:val="22"/>
+        </w:rPr>
+        <w:t xml:space="preserve">The operating principle (Anthropic’s guidance on building AI systems) is to use the simplest thing that works. Algro starts with simple automations that pay off in the first ninety days — the AEO authority and the documentation engine — and adds autonomous agents only where the value is proven, which is exactly how the roadmap in this report is sequenced.</w:t>
+      </w:r>
+    </w:p>
+    <w:p>
+      <w:pPr>
+        <w:spacing w:after="0" w:before="140"/>
+      </w:pPr>
+      <w:r>
+        <w:t xml:space="preserve"/>
+      </w:r>
+    </w:p>
+    <w:p>
+      <w:pPr>
+        <w:pStyle w:val="Heading2"/>
+        <w:keepNext/>
+        <w:keepLines/>
+        <w:spacing w:after="120" w:before="280"/>
+      </w:pPr>
+      <w:r>
+        <w:rPr>
+          <w:rFonts w:ascii="Open Sans" w:cs="Open Sans" w:eastAsia="Open Sans" w:hAnsi="Open Sans"/>
+          <w:b/>
+          <w:bCs/>
+          <w:color w:val="006DB6"/>
+          <w:sz w:val="26"/>
+          <w:szCs w:val="26"/>
+        </w:rPr>
+        <w:t xml:space="preserve">Where Algro Sits Today — The AI Maturity Ladder</w:t>
+      </w:r>
+    </w:p>
+    <w:p>
+      <w:pPr>
+        <w:spacing w:after="140" w:before="0" w:line="320"/>
+        <w:jc w:val="both"/>
+      </w:pPr>
+      <w:r>
+        <w:rPr>
+          <w:rFonts w:ascii="Open Sans" w:cs="Open Sans" w:eastAsia="Open Sans" w:hAnsi="Open Sans"/>
+          <w:b w:val="false"/>
+          <w:bCs w:val="false"/>
+          <w:i w:val="false"/>
+          <w:iCs w:val="false"/>
+          <w:color w:val="59595B"/>
+          <w:sz w:val="22"/>
+          <w:szCs w:val="22"/>
+        </w:rPr>
+        <w:t xml:space="preserve">Most established, well-run companies — including Algro — sit at the first or second rung of a widely-used five-stage AI maturity model (consistent with Gartner and Google Cloud frameworks). The leaders in any field are only one or two rungs higher, and the gap closes in months, not years.</w:t>
+      </w:r>
+    </w:p>
+    <w:p>
+      <w:pPr>
+        <w:spacing w:after="0" w:before="80"/>
+      </w:pPr>
+      <w:r>
+        <w:t xml:space="preserve"/>
+      </w:r>
+    </w:p>
+    <w:tbl>
+      <w:tblPr>
+        <w:tblW w:type="dxa" w:w="9360"/>
+        <w:tblBorders>
+          <w:top w:val="single" w:color="auto" w:sz="4"/>
+          <w:left w:val="single" w:color="auto" w:sz="4"/>
+          <w:bottom w:val="single" w:color="auto" w:sz="4"/>
+          <w:right w:val="single" w:color="auto" w:sz="4"/>
+          <w:insideH w:val="single" w:color="auto" w:sz="4"/>
+          <w:insideV w:val="single" w:color="auto" w:sz="4"/>
+        </w:tblBorders>
+      </w:tblPr>
+      <w:tblGrid>
+        <w:gridCol w:w="2139"/>
+        <w:gridCol w:w="5348"/>
+        <w:gridCol w:w="1873"/>
+      </w:tblGrid>
+      <w:tr>
+        <w:trPr>
+          <w:cantSplit/>
+          <w:tblHeader/>
+        </w:trPr>
+        <w:tc>
+          <w:tcPr>
+            <w:tcW w:type="dxa" w:w="2139"/>
+            <w:tcBorders>
+              <w:top w:val="single" w:color="E9ECEF" w:sz="4"/>
+              <w:left w:val="single" w:color="E9ECEF" w:sz="4"/>
+              <w:bottom w:val="single" w:color="E9ECEF" w:sz="4"/>
+              <w:right w:val="single" w:color="E9ECEF" w:sz="4"/>
+            </w:tcBorders>
+            <w:shd w:fill="006DB6" w:val="clear"/>
+            <w:tcMar>
+              <w:top w:type="dxa" w:w="120"/>
+              <w:left w:type="dxa" w:w="140"/>
+              <w:bottom w:type="dxa" w:w="120"/>
+              <w:right w:type="dxa" w:w="140"/>
+            </w:tcMar>
+            <w:vAlign w:val="center"/>
+          </w:tcPr>
+          <w:p>
+            <w:pPr>
+              <w:jc w:val="left"/>
+            </w:pPr>
+            <w:r>
+              <w:rPr>
+                <w:rFonts w:ascii="Open Sans" w:cs="Open Sans" w:eastAsia="Open Sans" w:hAnsi="Open Sans"/>
+                <w:b/>
+                <w:bCs/>
+                <w:color w:val="FFFFFF"/>
+                <w:sz w:val="20"/>
+                <w:szCs w:val="20"/>
+              </w:rPr>
+              <w:t xml:space="preserve">Stage</w:t>
+            </w:r>
+          </w:p>
+        </w:tc>
+        <w:tc>
+          <w:tcPr>
+            <w:tcW w:type="dxa" w:w="5348"/>
+            <w:tcBorders>
+              <w:top w:val="single" w:color="E9ECEF" w:sz="4"/>
+              <w:left w:val="single" w:color="E9ECEF" w:sz="4"/>
+              <w:bottom w:val="single" w:color="E9ECEF" w:sz="4"/>
+              <w:right w:val="single" w:color="E9ECEF" w:sz="4"/>
+            </w:tcBorders>
+            <w:shd w:fill="006DB6" w:val="clear"/>
+            <w:tcMar>
+              <w:top w:type="dxa" w:w="120"/>
+              <w:left w:type="dxa" w:w="140"/>
+              <w:bottom w:type="dxa" w:w="120"/>
+              <w:right w:type="dxa" w:w="140"/>
+            </w:tcMar>
+            <w:vAlign w:val="center"/>
+          </w:tcPr>
+          <w:p>
+            <w:pPr>
+              <w:jc w:val="left"/>
+            </w:pPr>
+            <w:r>
+              <w:rPr>
+                <w:rFonts w:ascii="Open Sans" w:cs="Open Sans" w:eastAsia="Open Sans" w:hAnsi="Open Sans"/>
+                <w:b/>
+                <w:bCs/>
+                <w:color w:val="FFFFFF"/>
+                <w:sz w:val="20"/>
+                <w:szCs w:val="20"/>
+              </w:rPr>
+              <w:t xml:space="preserve">What It Looks Like</w:t>
+            </w:r>
+          </w:p>
+        </w:tc>
+        <w:tc>
+          <w:tcPr>
+            <w:tcW w:type="dxa" w:w="1873"/>
+            <w:tcBorders>
+              <w:top w:val="single" w:color="E9ECEF" w:sz="4"/>
+              <w:left w:val="single" w:color="E9ECEF" w:sz="4"/>
+              <w:bottom w:val="single" w:color="E9ECEF" w:sz="4"/>
+              <w:right w:val="single" w:color="E9ECEF" w:sz="4"/>
+            </w:tcBorders>
+            <w:shd w:fill="006DB6" w:val="clear"/>
+            <w:tcMar>
+              <w:top w:type="dxa" w:w="120"/>
+              <w:left w:type="dxa" w:w="140"/>
+              <w:bottom w:type="dxa" w:w="120"/>
+              <w:right w:type="dxa" w:w="140"/>
+            </w:tcMar>
+            <w:vAlign w:val="center"/>
+          </w:tcPr>
+          <w:p>
+            <w:pPr>
+              <w:jc w:val="center"/>
+            </w:pPr>
+            <w:r>
+              <w:rPr>
+                <w:rFonts w:ascii="Open Sans" w:cs="Open Sans" w:eastAsia="Open Sans" w:hAnsi="Open Sans"/>
+                <w:b/>
+                <w:bCs/>
+                <w:color w:val="FFFFFF"/>
+                <w:sz w:val="20"/>
+                <w:szCs w:val="20"/>
+              </w:rPr>
+              <w:t xml:space="preserve">Algro Today</w:t>
+            </w:r>
+          </w:p>
+        </w:tc>
+      </w:tr>
+      <w:tr>
+        <w:trPr>
+          <w:cantSplit/>
+        </w:trPr>
+        <w:tc>
+          <w:tcPr>
+            <w:tcW w:type="dxa" w:w="2139"/>
+            <w:tcBorders>
+              <w:top w:val="single" w:color="E9ECEF" w:sz="4"/>
+              <w:left w:val="single" w:color="E9ECEF" w:sz="4"/>
+              <w:bottom w:val="single" w:color="E9ECEF" w:sz="4"/>
+              <w:right w:val="single" w:color="E9ECEF" w:sz="4"/>
+            </w:tcBorders>
+            <w:shd w:fill="FFFFFF" w:val="clear"/>
+            <w:tcMar>
+              <w:top w:type="dxa" w:w="100"/>
+              <w:left w:type="dxa" w:w="140"/>
+              <w:bottom w:type="dxa" w:w="100"/>
+              <w:right w:type="dxa" w:w="140"/>
+            </w:tcMar>
+            <w:vAlign w:val="center"/>
+          </w:tcPr>
+          <w:p>
+            <w:pPr>
+              <w:jc w:val="left"/>
+            </w:pPr>
+            <w:r>
+              <w:rPr>
+                <w:rFonts w:ascii="Open Sans" w:cs="Open Sans" w:eastAsia="Open Sans" w:hAnsi="Open Sans"/>
+                <w:b w:val="false"/>
+                <w:bCs w:val="false"/>
+                <w:color w:val="59595B"/>
+                <w:sz w:val="20"/>
+                <w:szCs w:val="20"/>
+              </w:rPr>
+              <w:t xml:space="preserve">1. Foundational</w:t>
+            </w:r>
+          </w:p>
+        </w:tc>
+        <w:tc>
+          <w:tcPr>
+            <w:tcW w:type="dxa" w:w="5348"/>
+            <w:tcBorders>
+              <w:top w:val="single" w:color="E9ECEF" w:sz="4"/>
+              <w:left w:val="single" w:color="E9ECEF" w:sz="4"/>
+              <w:bottom w:val="single" w:color="E9ECEF" w:sz="4"/>
+              <w:right w:val="single" w:color="E9ECEF" w:sz="4"/>
+            </w:tcBorders>
+            <w:shd w:fill="FFFFFF" w:val="clear"/>
+            <w:tcMar>
+              <w:top w:type="dxa" w:w="100"/>
+              <w:left w:type="dxa" w:w="140"/>
+              <w:bottom w:type="dxa" w:w="100"/>
+              <w:right w:type="dxa" w:w="140"/>
+            </w:tcMar>
+            <w:vAlign w:val="center"/>
+          </w:tcPr>
+          <w:p>
+            <w:pPr>
+              <w:jc w:val="left"/>
+            </w:pPr>
+            <w:r>
+              <w:rPr>
+                <w:rFonts w:ascii="Open Sans" w:cs="Open Sans" w:eastAsia="Open Sans" w:hAnsi="Open Sans"/>
+                <w:b w:val="false"/>
+                <w:bCs w:val="false"/>
+                <w:color w:val="59595B"/>
+                <w:sz w:val="20"/>
+                <w:szCs w:val="20"/>
+              </w:rPr>
+              <w:t xml:space="preserve">Little or no AI; manual, people-dependent documentation and outreach</w:t>
+            </w:r>
+          </w:p>
+        </w:tc>
+        <w:tc>
+          <w:tcPr>
+            <w:tcW w:type="dxa" w:w="1873"/>
+            <w:tcBorders>
+              <w:top w:val="single" w:color="E9ECEF" w:sz="4"/>
+              <w:left w:val="single" w:color="E9ECEF" w:sz="4"/>
+              <w:bottom w:val="single" w:color="E9ECEF" w:sz="4"/>
+              <w:right w:val="single" w:color="E9ECEF" w:sz="4"/>
+            </w:tcBorders>
+            <w:shd w:fill="FFFFFF" w:val="clear"/>
+            <w:tcMar>
+              <w:top w:type="dxa" w:w="100"/>
+              <w:left w:type="dxa" w:w="140"/>
+              <w:bottom w:type="dxa" w:w="100"/>
+              <w:right w:type="dxa" w:w="140"/>
+            </w:tcMar>
+            <w:vAlign w:val="center"/>
+          </w:tcPr>
+          <w:p>
+            <w:pPr>
+              <w:jc w:val="center"/>
+            </w:pPr>
+            <w:r>
+              <w:rPr>
+                <w:rFonts w:ascii="Open Sans" w:cs="Open Sans" w:eastAsia="Open Sans" w:hAnsi="Open Sans"/>
+                <w:b w:val="false"/>
+                <w:bCs w:val="false"/>
+                <w:color w:val="006DB6"/>
+                <w:sz w:val="20"/>
+                <w:szCs w:val="20"/>
+              </w:rPr>
+              <w:t xml:space="preserve"/>
+            </w:r>
+          </w:p>
+        </w:tc>
+      </w:tr>
+      <w:tr>
+        <w:trPr>
+          <w:cantSplit/>
+        </w:trPr>
+        <w:tc>
+          <w:tcPr>
+            <w:tcW w:type="dxa" w:w="2139"/>
+            <w:tcBorders>
+              <w:top w:val="single" w:color="E9ECEF" w:sz="4"/>
+              <w:left w:val="single" w:color="E9ECEF" w:sz="4"/>
+              <w:bottom w:val="single" w:color="E9ECEF" w:sz="4"/>
+              <w:right w:val="single" w:color="E9ECEF" w:sz="4"/>
+            </w:tcBorders>
+            <w:shd w:fill="F8F9FA" w:val="clear"/>
+            <w:tcMar>
+              <w:top w:type="dxa" w:w="100"/>
+              <w:left w:type="dxa" w:w="140"/>
+              <w:bottom w:type="dxa" w:w="100"/>
+              <w:right w:type="dxa" w:w="140"/>
+            </w:tcMar>
+            <w:vAlign w:val="center"/>
+          </w:tcPr>
+          <w:p>
+            <w:pPr>
+              <w:jc w:val="left"/>
+            </w:pPr>
+            <w:r>
+              <w:rPr>
+                <w:rFonts w:ascii="Open Sans" w:cs="Open Sans" w:eastAsia="Open Sans" w:hAnsi="Open Sans"/>
+                <w:b/>
+                <w:bCs/>
+                <w:color w:val="59595B"/>
+                <w:sz w:val="20"/>
+                <w:szCs w:val="20"/>
+              </w:rPr>
+              <w:t xml:space="preserve">2. Emerging</w:t>
+            </w:r>
+          </w:p>
+        </w:tc>
+        <w:tc>
+          <w:tcPr>
+            <w:tcW w:type="dxa" w:w="5348"/>
+            <w:tcBorders>
+              <w:top w:val="single" w:color="E9ECEF" w:sz="4"/>
+              <w:left w:val="single" w:color="E9ECEF" w:sz="4"/>
+              <w:bottom w:val="single" w:color="E9ECEF" w:sz="4"/>
+              <w:right w:val="single" w:color="E9ECEF" w:sz="4"/>
+            </w:tcBorders>
+            <w:shd w:fill="F8F9FA" w:val="clear"/>
+            <w:tcMar>
+              <w:top w:type="dxa" w:w="100"/>
+              <w:left w:type="dxa" w:w="140"/>
+              <w:bottom w:type="dxa" w:w="100"/>
+              <w:right w:type="dxa" w:w="140"/>
+            </w:tcMar>
+            <w:vAlign w:val="center"/>
+          </w:tcPr>
+          <w:p>
+            <w:pPr>
+              <w:jc w:val="left"/>
+            </w:pPr>
+            <w:r>
+              <w:rPr>
+                <w:rFonts w:ascii="Open Sans" w:cs="Open Sans" w:eastAsia="Open Sans" w:hAnsi="Open Sans"/>
+                <w:b/>
+                <w:bCs/>
+                <w:color w:val="59595B"/>
+                <w:sz w:val="20"/>
+                <w:szCs w:val="20"/>
+              </w:rPr>
+              <w:t xml:space="preserve">An existing Technijian security relationship and clean systems, but AI is not yet woven into the buyer-side growth or documentation work</w:t>
+            </w:r>
+          </w:p>
+        </w:tc>
+        <w:tc>
+          <w:tcPr>
+            <w:tcW w:type="dxa" w:w="1873"/>
+            <w:tcBorders>
+              <w:top w:val="single" w:color="E9ECEF" w:sz="4"/>
+              <w:left w:val="single" w:color="E9ECEF" w:sz="4"/>
+              <w:bottom w:val="single" w:color="E9ECEF" w:sz="4"/>
+              <w:right w:val="single" w:color="E9ECEF" w:sz="4"/>
+            </w:tcBorders>
+            <w:shd w:fill="F8F9FA" w:val="clear"/>
+            <w:tcMar>
+              <w:top w:type="dxa" w:w="100"/>
+              <w:left w:type="dxa" w:w="140"/>
+              <w:bottom w:type="dxa" w:w="100"/>
+              <w:right w:type="dxa" w:w="140"/>
+            </w:tcMar>
+            <w:vAlign w:val="center"/>
+          </w:tcPr>
+          <w:p>
+            <w:pPr>
+              <w:jc w:val="center"/>
+            </w:pPr>
+            <w:r>
+              <w:rPr>
+                <w:rFonts w:ascii="Open Sans" w:cs="Open Sans" w:eastAsia="Open Sans" w:hAnsi="Open Sans"/>
+                <w:b/>
+                <w:bCs/>
+                <w:color w:val="F67D4B"/>
+                <w:sz w:val="20"/>
+                <w:szCs w:val="20"/>
+              </w:rPr>
+              <w:t xml:space="preserve">◀ You are here</w:t>
+            </w:r>
+          </w:p>
+        </w:tc>
+      </w:tr>
+      <w:tr>
+        <w:trPr>
+          <w:cantSplit/>
+        </w:trPr>
+        <w:tc>
+          <w:tcPr>
+            <w:tcW w:type="dxa" w:w="2139"/>
+            <w:tcBorders>
+              <w:top w:val="single" w:color="E9ECEF" w:sz="4"/>
+              <w:left w:val="single" w:color="E9ECEF" w:sz="4"/>
+              <w:bottom w:val="single" w:color="E9ECEF" w:sz="4"/>
+              <w:right w:val="single" w:color="E9ECEF" w:sz="4"/>
+            </w:tcBorders>
+            <w:shd w:fill="FFFFFF" w:val="clear"/>
+            <w:tcMar>
+              <w:top w:type="dxa" w:w="100"/>
+              <w:left w:type="dxa" w:w="140"/>
+              <w:bottom w:type="dxa" w:w="100"/>
+              <w:right w:type="dxa" w:w="140"/>
+            </w:tcMar>
+            <w:vAlign w:val="center"/>
+          </w:tcPr>
+          <w:p>
+            <w:pPr>
+              <w:jc w:val="left"/>
+            </w:pPr>
+            <w:r>
+              <w:rPr>
+                <w:rFonts w:ascii="Open Sans" w:cs="Open Sans" w:eastAsia="Open Sans" w:hAnsi="Open Sans"/>
+                <w:b w:val="false"/>
+                <w:bCs w:val="false"/>
+                <w:color w:val="59595B"/>
+                <w:sz w:val="20"/>
+                <w:szCs w:val="20"/>
+              </w:rPr>
+              <w:t xml:space="preserve">3. Operational</w:t>
+            </w:r>
+          </w:p>
+        </w:tc>
+        <w:tc>
+          <w:tcPr>
+            <w:tcW w:type="dxa" w:w="5348"/>
+            <w:tcBorders>
+              <w:top w:val="single" w:color="E9ECEF" w:sz="4"/>
+              <w:left w:val="single" w:color="E9ECEF" w:sz="4"/>
+              <w:bottom w:val="single" w:color="E9ECEF" w:sz="4"/>
+              <w:right w:val="single" w:color="E9ECEF" w:sz="4"/>
+            </w:tcBorders>
+            <w:shd w:fill="FFFFFF" w:val="clear"/>
+            <w:tcMar>
+              <w:top w:type="dxa" w:w="100"/>
+              <w:left w:type="dxa" w:w="140"/>
+              <w:bottom w:type="dxa" w:w="100"/>
+              <w:right w:type="dxa" w:w="140"/>
+            </w:tcMar>
+            <w:vAlign w:val="center"/>
+          </w:tcPr>
+          <w:p>
+            <w:pPr>
+              <w:jc w:val="left"/>
+            </w:pPr>
+            <w:r>
+              <w:rPr>
+                <w:rFonts w:ascii="Open Sans" w:cs="Open Sans" w:eastAsia="Open Sans" w:hAnsi="Open Sans"/>
+                <w:b w:val="false"/>
+                <w:bCs w:val="false"/>
+                <w:color w:val="59595B"/>
+                <w:sz w:val="20"/>
+                <w:szCs w:val="20"/>
+              </w:rPr>
+              <w:t xml:space="preserve">AI runs specific workflows day-to-day — AEO authority, RFP drafting, tariff signal — with measured results</w:t>
+            </w:r>
+          </w:p>
+        </w:tc>
+        <w:tc>
+          <w:tcPr>
+            <w:tcW w:type="dxa" w:w="1873"/>
+            <w:tcBorders>
+              <w:top w:val="single" w:color="E9ECEF" w:sz="4"/>
+              <w:left w:val="single" w:color="E9ECEF" w:sz="4"/>
+              <w:bottom w:val="single" w:color="E9ECEF" w:sz="4"/>
+              <w:right w:val="single" w:color="E9ECEF" w:sz="4"/>
+            </w:tcBorders>
+            <w:shd w:fill="FFFFFF" w:val="clear"/>
+            <w:tcMar>
+              <w:top w:type="dxa" w:w="100"/>
+              <w:left w:type="dxa" w:w="140"/>
+              <w:bottom w:type="dxa" w:w="100"/>
+              <w:right w:type="dxa" w:w="140"/>
+            </w:tcMar>
+            <w:vAlign w:val="center"/>
+          </w:tcPr>
+          <w:p>
+            <w:pPr>
+              <w:jc w:val="center"/>
+            </w:pPr>
+            <w:r>
+              <w:rPr>
+                <w:rFonts w:ascii="Open Sans" w:cs="Open Sans" w:eastAsia="Open Sans" w:hAnsi="Open Sans"/>
+                <w:b w:val="false"/>
+                <w:bCs w:val="false"/>
+                <w:color w:val="59595B"/>
+                <w:sz w:val="20"/>
+                <w:szCs w:val="20"/>
+              </w:rPr>
+              <w:t xml:space="preserve"/>
+            </w:r>
+          </w:p>
+        </w:tc>
+      </w:tr>
+      <w:tr>
+        <w:trPr>
+          <w:cantSplit/>
+        </w:trPr>
+        <w:tc>
+          <w:tcPr>
+            <w:tcW w:type="dxa" w:w="2139"/>
+            <w:tcBorders>
+              <w:top w:val="single" w:color="E9ECEF" w:sz="4"/>
+              <w:left w:val="single" w:color="E9ECEF" w:sz="4"/>
+              <w:bottom w:val="single" w:color="E9ECEF" w:sz="4"/>
+              <w:right w:val="single" w:color="E9ECEF" w:sz="4"/>
+            </w:tcBorders>
+            <w:shd w:fill="F8F9FA" w:val="clear"/>
+            <w:tcMar>
+              <w:top w:type="dxa" w:w="100"/>
+              <w:left w:type="dxa" w:w="140"/>
+              <w:bottom w:type="dxa" w:w="100"/>
+              <w:right w:type="dxa" w:w="140"/>
+            </w:tcMar>
+            <w:vAlign w:val="center"/>
+          </w:tcPr>
+          <w:p>
+            <w:pPr>
+              <w:jc w:val="left"/>
+            </w:pPr>
+            <w:r>
+              <w:rPr>
+                <w:rFonts w:ascii="Open Sans" w:cs="Open Sans" w:eastAsia="Open Sans" w:hAnsi="Open Sans"/>
+                <w:b w:val="false"/>
+                <w:bCs w:val="false"/>
+                <w:color w:val="59595B"/>
+                <w:sz w:val="20"/>
+                <w:szCs w:val="20"/>
+              </w:rPr>
+              <w:t xml:space="preserve">4. Scaled</w:t>
+            </w:r>
+          </w:p>
+        </w:tc>
+        <w:tc>
+          <w:tcPr>
+            <w:tcW w:type="dxa" w:w="5348"/>
+            <w:tcBorders>
+              <w:top w:val="single" w:color="E9ECEF" w:sz="4"/>
+              <w:left w:val="single" w:color="E9ECEF" w:sz="4"/>
+              <w:bottom w:val="single" w:color="E9ECEF" w:sz="4"/>
+              <w:right w:val="single" w:color="E9ECEF" w:sz="4"/>
+            </w:tcBorders>
+            <w:shd w:fill="F8F9FA" w:val="clear"/>
+            <w:tcMar>
+              <w:top w:type="dxa" w:w="100"/>
+              <w:left w:type="dxa" w:w="140"/>
+              <w:bottom w:type="dxa" w:w="100"/>
+              <w:right w:type="dxa" w:w="140"/>
+            </w:tcMar>
+            <w:vAlign w:val="center"/>
+          </w:tcPr>
+          <w:p>
+            <w:pPr>
+              <w:jc w:val="left"/>
+            </w:pPr>
+            <w:r>
+              <w:rPr>
+                <w:rFonts w:ascii="Open Sans" w:cs="Open Sans" w:eastAsia="Open Sans" w:hAnsi="Open Sans"/>
+                <w:b w:val="false"/>
+                <w:bCs w:val="false"/>
+                <w:color w:val="59595B"/>
+                <w:sz w:val="20"/>
+                <w:szCs w:val="20"/>
+              </w:rPr>
+              <w:t xml:space="preserve">AI is embedded across growth and the documentation engine with governance and dashboards</w:t>
+            </w:r>
+          </w:p>
+        </w:tc>
+        <w:tc>
+          <w:tcPr>
+            <w:tcW w:type="dxa" w:w="1873"/>
+            <w:tcBorders>
+              <w:top w:val="single" w:color="E9ECEF" w:sz="4"/>
+              <w:left w:val="single" w:color="E9ECEF" w:sz="4"/>
+              <w:bottom w:val="single" w:color="E9ECEF" w:sz="4"/>
+              <w:right w:val="single" w:color="E9ECEF" w:sz="4"/>
+            </w:tcBorders>
+            <w:shd w:fill="F8F9FA" w:val="clear"/>
+            <w:tcMar>
+              <w:top w:type="dxa" w:w="100"/>
+              <w:left w:type="dxa" w:w="140"/>
+              <w:bottom w:type="dxa" w:w="100"/>
+              <w:right w:type="dxa" w:w="140"/>
+            </w:tcMar>
+            <w:vAlign w:val="center"/>
+          </w:tcPr>
+          <w:p>
+            <w:pPr>
+              <w:jc w:val="center"/>
+            </w:pPr>
+            <w:r>
+              <w:rPr>
+                <w:rFonts w:ascii="Open Sans" w:cs="Open Sans" w:eastAsia="Open Sans" w:hAnsi="Open Sans"/>
+                <w:b w:val="false"/>
+                <w:bCs w:val="false"/>
+                <w:color w:val="59595B"/>
+                <w:sz w:val="20"/>
+                <w:szCs w:val="20"/>
+              </w:rPr>
+              <w:t xml:space="preserve"/>
+            </w:r>
+          </w:p>
+        </w:tc>
+      </w:tr>
+      <w:tr>
+        <w:trPr>
+          <w:cantSplit/>
+        </w:trPr>
+        <w:tc>
+          <w:tcPr>
+            <w:tcW w:type="dxa" w:w="2139"/>
+            <w:tcBorders>
+              <w:top w:val="single" w:color="E9ECEF" w:sz="4"/>
+              <w:left w:val="single" w:color="E9ECEF" w:sz="4"/>
+              <w:bottom w:val="single" w:color="E9ECEF" w:sz="4"/>
+              <w:right w:val="single" w:color="E9ECEF" w:sz="4"/>
+            </w:tcBorders>
+            <w:shd w:fill="FFFFFF" w:val="clear"/>
+            <w:tcMar>
+              <w:top w:type="dxa" w:w="100"/>
+              <w:left w:type="dxa" w:w="140"/>
+              <w:bottom w:type="dxa" w:w="100"/>
+              <w:right w:type="dxa" w:w="140"/>
+            </w:tcMar>
+            <w:vAlign w:val="center"/>
+          </w:tcPr>
+          <w:p>
+            <w:pPr>
+              <w:jc w:val="left"/>
+            </w:pPr>
+            <w:r>
+              <w:rPr>
+                <w:rFonts w:ascii="Open Sans" w:cs="Open Sans" w:eastAsia="Open Sans" w:hAnsi="Open Sans"/>
+                <w:b w:val="false"/>
+                <w:bCs w:val="false"/>
+                <w:color w:val="59595B"/>
+                <w:sz w:val="20"/>
+                <w:szCs w:val="20"/>
+              </w:rPr>
+              <w:t xml:space="preserve">5. Transformational</w:t>
+            </w:r>
+          </w:p>
+        </w:tc>
+        <w:tc>
+          <w:tcPr>
+            <w:tcW w:type="dxa" w:w="5348"/>
+            <w:tcBorders>
+              <w:top w:val="single" w:color="E9ECEF" w:sz="4"/>
+              <w:left w:val="single" w:color="E9ECEF" w:sz="4"/>
+              <w:bottom w:val="single" w:color="E9ECEF" w:sz="4"/>
+              <w:right w:val="single" w:color="E9ECEF" w:sz="4"/>
+            </w:tcBorders>
+            <w:shd w:fill="FFFFFF" w:val="clear"/>
+            <w:tcMar>
+              <w:top w:type="dxa" w:w="100"/>
+              <w:left w:type="dxa" w:w="140"/>
+              <w:bottom w:type="dxa" w:w="100"/>
+              <w:right w:type="dxa" w:w="140"/>
+            </w:tcMar>
+            <w:vAlign w:val="center"/>
+          </w:tcPr>
+          <w:p>
+            <w:pPr>
+              <w:jc w:val="left"/>
+            </w:pPr>
+            <w:r>
+              <w:rPr>
+                <w:rFonts w:ascii="Open Sans" w:cs="Open Sans" w:eastAsia="Open Sans" w:hAnsi="Open Sans"/>
+                <w:b w:val="false"/>
+                <w:bCs w:val="false"/>
+                <w:color w:val="59595B"/>
+                <w:sz w:val="20"/>
+                <w:szCs w:val="20"/>
+              </w:rPr>
+              <w:t xml:space="preserve">AI is the default way the buyer-experience runs and competes</w:t>
+            </w:r>
+          </w:p>
+        </w:tc>
+        <w:tc>
+          <w:tcPr>
+            <w:tcW w:type="dxa" w:w="1873"/>
+            <w:tcBorders>
+              <w:top w:val="single" w:color="E9ECEF" w:sz="4"/>
+              <w:left w:val="single" w:color="E9ECEF" w:sz="4"/>
+              <w:bottom w:val="single" w:color="E9ECEF" w:sz="4"/>
+              <w:right w:val="single" w:color="E9ECEF" w:sz="4"/>
+            </w:tcBorders>
+            <w:shd w:fill="FFFFFF" w:val="clear"/>
+            <w:tcMar>
+              <w:top w:type="dxa" w:w="100"/>
+              <w:left w:type="dxa" w:w="140"/>
+              <w:bottom w:type="dxa" w:w="100"/>
+              <w:right w:type="dxa" w:w="140"/>
+            </w:tcMar>
+            <w:vAlign w:val="center"/>
+          </w:tcPr>
+          <w:p>
+            <w:pPr>
+              <w:jc w:val="center"/>
+            </w:pPr>
+            <w:r>
+              <w:rPr>
+                <w:rFonts w:ascii="Open Sans" w:cs="Open Sans" w:eastAsia="Open Sans" w:hAnsi="Open Sans"/>
+                <w:b w:val="false"/>
+                <w:bCs w:val="false"/>
+                <w:color w:val="59595B"/>
+                <w:sz w:val="20"/>
+                <w:szCs w:val="20"/>
+              </w:rPr>
+              <w:t xml:space="preserve"/>
+            </w:r>
+          </w:p>
+        </w:tc>
+      </w:tr>
+    </w:tbl>
+    <w:p>
+      <w:pPr>
+        <w:spacing w:after="140" w:before="80" w:line="320"/>
+        <w:jc w:val="both"/>
+      </w:pPr>
+      <w:r>
+        <w:rPr>
+          <w:rFonts w:ascii="Open Sans" w:cs="Open Sans" w:eastAsia="Open Sans" w:hAnsi="Open Sans"/>
+          <w:b w:val="false"/>
+          <w:bCs w:val="false"/>
+          <w:i w:val="false"/>
+          <w:iCs w:val="false"/>
+          <w:color w:val="59595B"/>
+          <w:sz w:val="22"/>
+          <w:szCs w:val="22"/>
+        </w:rPr>
+        <w:t xml:space="preserve">Algro is well-positioned: the systems are clean and a security relationship is already in place, which puts it at the Emerging stage. This report is the plan to reach Operational — AI working in the growth engine and inside the buyer-documentation workflow — within the first program year.</w:t>
+      </w:r>
+    </w:p>
+    <w:p>
+      <w:pPr>
+        <w:spacing w:after="0" w:before="140"/>
+      </w:pPr>
+      <w:r>
+        <w:t xml:space="preserve"/>
+      </w:r>
+    </w:p>
+    <w:p>
+      <w:pPr>
+        <w:pStyle w:val="Heading2"/>
+        <w:keepNext/>
+        <w:keepLines/>
+        <w:spacing w:after="120" w:before="280"/>
+      </w:pPr>
+      <w:r>
+        <w:rPr>
+          <w:rFonts w:ascii="Open Sans" w:cs="Open Sans" w:eastAsia="Open Sans" w:hAnsi="Open Sans"/>
+          <w:b/>
+          <w:bCs/>
+          <w:color w:val="006DB6"/>
+          <w:sz w:val="26"/>
+          <w:szCs w:val="26"/>
+        </w:rPr>
+        <w:t xml:space="preserve">Adopting AI Responsibly — Three Risks Every Leader Manages</w:t>
+      </w:r>
+    </w:p>
+    <w:p>
+      <w:pPr>
+        <w:spacing w:after="140" w:before="0" w:line="320"/>
+        <w:jc w:val="both"/>
+      </w:pPr>
+      <w:r>
+        <w:rPr>
+          <w:rFonts w:ascii="Open Sans" w:cs="Open Sans" w:eastAsia="Open Sans" w:hAnsi="Open Sans"/>
+          <w:b w:val="false"/>
+          <w:bCs w:val="false"/>
+          <w:i w:val="false"/>
+          <w:iCs w:val="false"/>
+          <w:color w:val="59595B"/>
+          <w:sz w:val="22"/>
+          <w:szCs w:val="22"/>
+        </w:rPr>
+        <w:t xml:space="preserve">The U.S. government’s NIST AI Risk Management Framework gives leaders a simple mental model — Govern, Map, Measure, Manage. For a regulated, audit-heavy operator like Algro, three risks matter most, and each has a concrete control:</w:t>
+      </w:r>
+    </w:p>
+    <w:p>
+      <w:pPr>
+        <w:spacing w:after="0" w:before="80"/>
+      </w:pPr>
+      <w:r>
+        <w:t xml:space="preserve"/>
+      </w:r>
+    </w:p>
+    <w:tbl>
+      <w:tblPr>
+        <w:tblW w:type="dxa" w:w="9360"/>
+        <w:tblBorders>
+          <w:top w:val="single" w:color="auto" w:sz="4"/>
+          <w:left w:val="single" w:color="auto" w:sz="4"/>
+          <w:bottom w:val="single" w:color="auto" w:sz="4"/>
+          <w:right w:val="single" w:color="auto" w:sz="4"/>
+          <w:insideH w:val="single" w:color="auto" w:sz="4"/>
+          <w:insideV w:val="single" w:color="auto" w:sz="4"/>
+        </w:tblBorders>
+      </w:tblPr>
+      <w:tblGrid>
+        <w:gridCol w:w="1959"/>
+        <w:gridCol w:w="3700"/>
+        <w:gridCol w:w="3701"/>
+      </w:tblGrid>
+      <w:tr>
+        <w:trPr>
+          <w:cantSplit/>
+          <w:tblHeader/>
+        </w:trPr>
+        <w:tc>
+          <w:tcPr>
+            <w:tcW w:type="dxa" w:w="1959"/>
+            <w:tcBorders>
+              <w:top w:val="single" w:color="E9ECEF" w:sz="4"/>
+              <w:left w:val="single" w:color="E9ECEF" w:sz="4"/>
+              <w:bottom w:val="single" w:color="E9ECEF" w:sz="4"/>
+              <w:right w:val="single" w:color="E9ECEF" w:sz="4"/>
+            </w:tcBorders>
+            <w:shd w:fill="1A1A2E" w:val="clear"/>
+            <w:tcMar>
+              <w:top w:type="dxa" w:w="120"/>
+              <w:left w:type="dxa" w:w="140"/>
+              <w:bottom w:type="dxa" w:w="120"/>
+              <w:right w:type="dxa" w:w="140"/>
+            </w:tcMar>
+            <w:vAlign w:val="center"/>
+          </w:tcPr>
+          <w:p>
+            <w:pPr>
+              <w:jc w:val="left"/>
+            </w:pPr>
+            <w:r>
+              <w:rPr>
+                <w:rFonts w:ascii="Open Sans" w:cs="Open Sans" w:eastAsia="Open Sans" w:hAnsi="Open Sans"/>
+                <w:b/>
+                <w:bCs/>
+                <w:color w:val="FFFFFF"/>
+                <w:sz w:val="20"/>
+                <w:szCs w:val="20"/>
+              </w:rPr>
+              <w:t xml:space="preserve">Risk</w:t>
+            </w:r>
+          </w:p>
+        </w:tc>
+        <w:tc>
+          <w:tcPr>
+            <w:tcW w:type="dxa" w:w="3700"/>
+            <w:tcBorders>
+              <w:top w:val="single" w:color="E9ECEF" w:sz="4"/>
+              <w:left w:val="single" w:color="E9ECEF" w:sz="4"/>
+              <w:bottom w:val="single" w:color="E9ECEF" w:sz="4"/>
+              <w:right w:val="single" w:color="E9ECEF" w:sz="4"/>
+            </w:tcBorders>
+            <w:shd w:fill="1A1A2E" w:val="clear"/>
+            <w:tcMar>
+              <w:top w:type="dxa" w:w="120"/>
+              <w:left w:type="dxa" w:w="140"/>
+              <w:bottom w:type="dxa" w:w="120"/>
+              <w:right w:type="dxa" w:w="140"/>
+            </w:tcMar>
+            <w:vAlign w:val="center"/>
+          </w:tcPr>
+          <w:p>
+            <w:pPr>
+              <w:jc w:val="left"/>
+            </w:pPr>
+            <w:r>
+              <w:rPr>
+                <w:rFonts w:ascii="Open Sans" w:cs="Open Sans" w:eastAsia="Open Sans" w:hAnsi="Open Sans"/>
+                <w:b/>
+                <w:bCs/>
+                <w:color w:val="FFFFFF"/>
+                <w:sz w:val="20"/>
+                <w:szCs w:val="20"/>
+              </w:rPr>
+              <w:t xml:space="preserve">What It Means</w:t>
+            </w:r>
+          </w:p>
+        </w:tc>
+        <w:tc>
+          <w:tcPr>
+            <w:tcW w:type="dxa" w:w="3701"/>
+            <w:tcBorders>
+              <w:top w:val="single" w:color="E9ECEF" w:sz="4"/>
+              <w:left w:val="single" w:color="E9ECEF" w:sz="4"/>
+              <w:bottom w:val="single" w:color="E9ECEF" w:sz="4"/>
+              <w:right w:val="single" w:color="E9ECEF" w:sz="4"/>
+            </w:tcBorders>
+            <w:shd w:fill="1A1A2E" w:val="clear"/>
+            <w:tcMar>
+              <w:top w:type="dxa" w:w="120"/>
+              <w:left w:type="dxa" w:w="140"/>
+              <w:bottom w:type="dxa" w:w="120"/>
+              <w:right w:type="dxa" w:w="140"/>
+            </w:tcMar>
+            <w:vAlign w:val="center"/>
+          </w:tcPr>
+          <w:p>
+            <w:pPr>
+              <w:jc w:val="left"/>
+            </w:pPr>
+            <w:r>
+              <w:rPr>
+                <w:rFonts w:ascii="Open Sans" w:cs="Open Sans" w:eastAsia="Open Sans" w:hAnsi="Open Sans"/>
+                <w:b/>
+                <w:bCs/>
+                <w:color w:val="FFFFFF"/>
+                <w:sz w:val="20"/>
+                <w:szCs w:val="20"/>
+              </w:rPr>
+              <w:t xml:space="preserve">How Technijian Controls It</w:t>
+            </w:r>
+          </w:p>
+        </w:tc>
+      </w:tr>
+      <w:tr>
+        <w:trPr>
+          <w:cantSplit/>
+        </w:trPr>
+        <w:tc>
+          <w:tcPr>
+            <w:tcW w:type="dxa" w:w="1959"/>
+            <w:tcBorders>
+              <w:top w:val="single" w:color="E9ECEF" w:sz="4"/>
+              <w:left w:val="single" w:color="E9ECEF" w:sz="4"/>
+              <w:bottom w:val="single" w:color="E9ECEF" w:sz="4"/>
+              <w:right w:val="single" w:color="E9ECEF" w:sz="4"/>
+            </w:tcBorders>
+            <w:shd w:fill="FFFFFF" w:val="clear"/>
+            <w:tcMar>
+              <w:top w:type="dxa" w:w="100"/>
+              <w:left w:type="dxa" w:w="140"/>
+              <w:bottom w:type="dxa" w:w="100"/>
+              <w:right w:type="dxa" w:w="140"/>
+            </w:tcMar>
+            <w:vAlign w:val="center"/>
+          </w:tcPr>
+          <w:p>
+            <w:pPr>
+              <w:jc w:val="left"/>
+            </w:pPr>
+            <w:r>
+              <w:rPr>
+                <w:rFonts w:ascii="Open Sans" w:cs="Open Sans" w:eastAsia="Open Sans" w:hAnsi="Open Sans"/>
+                <w:b w:val="false"/>
+                <w:bCs w:val="false"/>
+                <w:color w:val="59595B"/>
+                <w:sz w:val="20"/>
+                <w:szCs w:val="20"/>
+              </w:rPr>
+              <w:t xml:space="preserve">Hallucination</w:t>
+            </w:r>
+          </w:p>
+        </w:tc>
+        <w:tc>
+          <w:tcPr>
+            <w:tcW w:type="dxa" w:w="3700"/>
+            <w:tcBorders>
+              <w:top w:val="single" w:color="E9ECEF" w:sz="4"/>
+              <w:left w:val="single" w:color="E9ECEF" w:sz="4"/>
+              <w:bottom w:val="single" w:color="E9ECEF" w:sz="4"/>
+              <w:right w:val="single" w:color="E9ECEF" w:sz="4"/>
+            </w:tcBorders>
+            <w:shd w:fill="FFFFFF" w:val="clear"/>
+            <w:tcMar>
+              <w:top w:type="dxa" w:w="100"/>
+              <w:left w:type="dxa" w:w="140"/>
+              <w:bottom w:type="dxa" w:w="100"/>
+              <w:right w:type="dxa" w:w="140"/>
+            </w:tcMar>
+            <w:vAlign w:val="center"/>
+          </w:tcPr>
+          <w:p>
+            <w:pPr>
+              <w:jc w:val="left"/>
+            </w:pPr>
+            <w:r>
+              <w:rPr>
+                <w:rFonts w:ascii="Open Sans" w:cs="Open Sans" w:eastAsia="Open Sans" w:hAnsi="Open Sans"/>
+                <w:b w:val="false"/>
+                <w:bCs w:val="false"/>
+                <w:color w:val="59595B"/>
+                <w:sz w:val="20"/>
+                <w:szCs w:val="20"/>
+              </w:rPr>
+              <w:t xml:space="preserve">AI can state a confident, wrong answer</w:t>
+            </w:r>
+          </w:p>
+        </w:tc>
+        <w:tc>
+          <w:tcPr>
+            <w:tcW w:type="dxa" w:w="3701"/>
+            <w:tcBorders>
+              <w:top w:val="single" w:color="E9ECEF" w:sz="4"/>
+              <w:left w:val="single" w:color="E9ECEF" w:sz="4"/>
+              <w:bottom w:val="single" w:color="E9ECEF" w:sz="4"/>
+              <w:right w:val="single" w:color="E9ECEF" w:sz="4"/>
+            </w:tcBorders>
+            <w:shd w:fill="FFFFFF" w:val="clear"/>
+            <w:tcMar>
+              <w:top w:type="dxa" w:w="100"/>
+              <w:left w:type="dxa" w:w="140"/>
+              <w:bottom w:type="dxa" w:w="100"/>
+              <w:right w:type="dxa" w:w="140"/>
+            </w:tcMar>
+            <w:vAlign w:val="center"/>
+          </w:tcPr>
+          <w:p>
+            <w:pPr>
+              <w:jc w:val="left"/>
+            </w:pPr>
+            <w:r>
+              <w:rPr>
+                <w:rFonts w:ascii="Open Sans" w:cs="Open Sans" w:eastAsia="Open Sans" w:hAnsi="Open Sans"/>
+                <w:b w:val="false"/>
+                <w:bCs w:val="false"/>
+                <w:color w:val="59595B"/>
+                <w:sz w:val="20"/>
+                <w:szCs w:val="20"/>
+              </w:rPr>
+              <w:t xml:space="preserve">Human-in-the-loop review on anything buyer-facing or compliance-bound — AI drafts, a person approves; the GFSI / food-safety determination is never the AI’s to make</w:t>
+            </w:r>
+          </w:p>
+        </w:tc>
+      </w:tr>
+      <w:tr>
+        <w:trPr>
+          <w:cantSplit/>
+        </w:trPr>
+        <w:tc>
+          <w:tcPr>
+            <w:tcW w:type="dxa" w:w="1959"/>
+            <w:tcBorders>
+              <w:top w:val="single" w:color="E9ECEF" w:sz="4"/>
+              <w:left w:val="single" w:color="E9ECEF" w:sz="4"/>
+              <w:bottom w:val="single" w:color="E9ECEF" w:sz="4"/>
+              <w:right w:val="single" w:color="E9ECEF" w:sz="4"/>
+            </w:tcBorders>
+            <w:shd w:fill="F8F9FA" w:val="clear"/>
+            <w:tcMar>
+              <w:top w:type="dxa" w:w="100"/>
+              <w:left w:type="dxa" w:w="140"/>
+              <w:bottom w:type="dxa" w:w="100"/>
+              <w:right w:type="dxa" w:w="140"/>
+            </w:tcMar>
+            <w:vAlign w:val="center"/>
+          </w:tcPr>
+          <w:p>
+            <w:pPr>
+              <w:jc w:val="left"/>
+            </w:pPr>
+            <w:r>
+              <w:rPr>
+                <w:rFonts w:ascii="Open Sans" w:cs="Open Sans" w:eastAsia="Open Sans" w:hAnsi="Open Sans"/>
+                <w:b w:val="false"/>
+                <w:bCs w:val="false"/>
+                <w:color w:val="59595B"/>
+                <w:sz w:val="20"/>
+                <w:szCs w:val="20"/>
+              </w:rPr>
+              <w:t xml:space="preserve">Data leakage</w:t>
+            </w:r>
+          </w:p>
+        </w:tc>
+        <w:tc>
+          <w:tcPr>
+            <w:tcW w:type="dxa" w:w="3700"/>
+            <w:tcBorders>
+              <w:top w:val="single" w:color="E9ECEF" w:sz="4"/>
+              <w:left w:val="single" w:color="E9ECEF" w:sz="4"/>
+              <w:bottom w:val="single" w:color="E9ECEF" w:sz="4"/>
+              <w:right w:val="single" w:color="E9ECEF" w:sz="4"/>
+            </w:tcBorders>
+            <w:shd w:fill="F8F9FA" w:val="clear"/>
+            <w:tcMar>
+              <w:top w:type="dxa" w:w="100"/>
+              <w:left w:type="dxa" w:w="140"/>
+              <w:bottom w:type="dxa" w:w="100"/>
+              <w:right w:type="dxa" w:w="140"/>
+            </w:tcMar>
+            <w:vAlign w:val="center"/>
+          </w:tcPr>
+          <w:p>
+            <w:pPr>
+              <w:jc w:val="left"/>
+            </w:pPr>
+            <w:r>
+              <w:rPr>
+                <w:rFonts w:ascii="Open Sans" w:cs="Open Sans" w:eastAsia="Open Sans" w:hAnsi="Open Sans"/>
+                <w:b w:val="false"/>
+                <w:bCs w:val="false"/>
+                <w:color w:val="59595B"/>
+                <w:sz w:val="20"/>
+                <w:szCs w:val="20"/>
+              </w:rPr>
+              <w:t xml:space="preserve">Sensitive data pasted into public tools can escape</w:t>
+            </w:r>
+          </w:p>
+        </w:tc>
+        <w:tc>
+          <w:tcPr>
+            <w:tcW w:type="dxa" w:w="3701"/>
+            <w:tcBorders>
+              <w:top w:val="single" w:color="E9ECEF" w:sz="4"/>
+              <w:left w:val="single" w:color="E9ECEF" w:sz="4"/>
+              <w:bottom w:val="single" w:color="E9ECEF" w:sz="4"/>
+              <w:right w:val="single" w:color="E9ECEF" w:sz="4"/>
+            </w:tcBorders>
+            <w:shd w:fill="F8F9FA" w:val="clear"/>
+            <w:tcMar>
+              <w:top w:type="dxa" w:w="100"/>
+              <w:left w:type="dxa" w:w="140"/>
+              <w:bottom w:type="dxa" w:w="100"/>
+              <w:right w:type="dxa" w:w="140"/>
+            </w:tcMar>
+            <w:vAlign w:val="center"/>
+          </w:tcPr>
+          <w:p>
+            <w:pPr>
+              <w:jc w:val="left"/>
+            </w:pPr>
+            <w:r>
+              <w:rPr>
+                <w:rFonts w:ascii="Open Sans" w:cs="Open Sans" w:eastAsia="Open Sans" w:hAnsi="Open Sans"/>
+                <w:b w:val="false"/>
+                <w:bCs w:val="false"/>
+                <w:color w:val="59595B"/>
+                <w:sz w:val="20"/>
+                <w:szCs w:val="20"/>
+              </w:rPr>
+              <w:t xml:space="preserve">Private, governed AI deployments — FSVP plans, lot COAs, buyer pricing, and certificate libraries never touch a public model</w:t>
+            </w:r>
+          </w:p>
+        </w:tc>
+      </w:tr>
+      <w:tr>
+        <w:trPr>
+          <w:cantSplit/>
+        </w:trPr>
+        <w:tc>
+          <w:tcPr>
+            <w:tcW w:type="dxa" w:w="1959"/>
+            <w:tcBorders>
+              <w:top w:val="single" w:color="E9ECEF" w:sz="4"/>
+              <w:left w:val="single" w:color="E9ECEF" w:sz="4"/>
+              <w:bottom w:val="single" w:color="E9ECEF" w:sz="4"/>
+              <w:right w:val="single" w:color="E9ECEF" w:sz="4"/>
+            </w:tcBorders>
+            <w:shd w:fill="FFFFFF" w:val="clear"/>
+            <w:tcMar>
+              <w:top w:type="dxa" w:w="100"/>
+              <w:left w:type="dxa" w:w="140"/>
+              <w:bottom w:type="dxa" w:w="100"/>
+              <w:right w:type="dxa" w:w="140"/>
+            </w:tcMar>
+            <w:vAlign w:val="center"/>
+          </w:tcPr>
+          <w:p>
+            <w:pPr>
+              <w:jc w:val="left"/>
+            </w:pPr>
+            <w:r>
+              <w:rPr>
+                <w:rFonts w:ascii="Open Sans" w:cs="Open Sans" w:eastAsia="Open Sans" w:hAnsi="Open Sans"/>
+                <w:b w:val="false"/>
+                <w:bCs w:val="false"/>
+                <w:color w:val="59595B"/>
+                <w:sz w:val="20"/>
+                <w:szCs w:val="20"/>
+              </w:rPr>
+              <w:t xml:space="preserve">Compliance &amp; accountability</w:t>
+            </w:r>
+          </w:p>
+        </w:tc>
+        <w:tc>
+          <w:tcPr>
+            <w:tcW w:type="dxa" w:w="3700"/>
+            <w:tcBorders>
+              <w:top w:val="single" w:color="E9ECEF" w:sz="4"/>
+              <w:left w:val="single" w:color="E9ECEF" w:sz="4"/>
+              <w:bottom w:val="single" w:color="E9ECEF" w:sz="4"/>
+              <w:right w:val="single" w:color="E9ECEF" w:sz="4"/>
+            </w:tcBorders>
+            <w:shd w:fill="FFFFFF" w:val="clear"/>
+            <w:tcMar>
+              <w:top w:type="dxa" w:w="100"/>
+              <w:left w:type="dxa" w:w="140"/>
+              <w:bottom w:type="dxa" w:w="100"/>
+              <w:right w:type="dxa" w:w="140"/>
+            </w:tcMar>
+            <w:vAlign w:val="center"/>
+          </w:tcPr>
+          <w:p>
+            <w:pPr>
+              <w:jc w:val="left"/>
+            </w:pPr>
+            <w:r>
+              <w:rPr>
+                <w:rFonts w:ascii="Open Sans" w:cs="Open Sans" w:eastAsia="Open Sans" w:hAnsi="Open Sans"/>
+                <w:b w:val="false"/>
+                <w:bCs w:val="false"/>
+                <w:color w:val="59595B"/>
+                <w:sz w:val="20"/>
+                <w:szCs w:val="20"/>
+              </w:rPr>
+              <w:t xml:space="preserve">Untracked AI tools create audit gaps</w:t>
+            </w:r>
+          </w:p>
+        </w:tc>
+        <w:tc>
+          <w:tcPr>
+            <w:tcW w:type="dxa" w:w="3701"/>
+            <w:tcBorders>
+              <w:top w:val="single" w:color="E9ECEF" w:sz="4"/>
+              <w:left w:val="single" w:color="E9ECEF" w:sz="4"/>
+              <w:bottom w:val="single" w:color="E9ECEF" w:sz="4"/>
+              <w:right w:val="single" w:color="E9ECEF" w:sz="4"/>
+            </w:tcBorders>
+            <w:shd w:fill="FFFFFF" w:val="clear"/>
+            <w:tcMar>
+              <w:top w:type="dxa" w:w="100"/>
+              <w:left w:type="dxa" w:w="140"/>
+              <w:bottom w:type="dxa" w:w="100"/>
+              <w:right w:type="dxa" w:w="140"/>
+            </w:tcMar>
+            <w:vAlign w:val="center"/>
+          </w:tcPr>
+          <w:p>
+            <w:pPr>
+              <w:jc w:val="left"/>
+            </w:pPr>
+            <w:r>
+              <w:rPr>
+                <w:rFonts w:ascii="Open Sans" w:cs="Open Sans" w:eastAsia="Open Sans" w:hAnsi="Open Sans"/>
+                <w:b w:val="false"/>
+                <w:bCs w:val="false"/>
+                <w:color w:val="59595B"/>
+                <w:sz w:val="20"/>
+                <w:szCs w:val="20"/>
+              </w:rPr>
+              <w:t xml:space="preserve">Every AI tool inventoried with owner, vendor, and data source — FSMA / FSVP / NOP-ready, led by a CISSP-certified team</w:t>
+            </w:r>
+          </w:p>
+        </w:tc>
+      </w:tr>
+    </w:tbl>
+    <w:p>
+      <w:pPr>
+        <w:spacing w:after="0" w:before="140"/>
+      </w:pPr>
+      <w:r>
+        <w:t xml:space="preserve"/>
+      </w:r>
+    </w:p>
+    <w:p>
+      <w:pPr>
+        <w:pStyle w:val="Heading2"/>
+        <w:keepNext/>
+        <w:keepLines/>
+        <w:spacing w:after="120" w:before="280"/>
+      </w:pPr>
+      <w:r>
+        <w:rPr>
+          <w:rFonts w:ascii="Open Sans" w:cs="Open Sans" w:eastAsia="Open Sans" w:hAnsi="Open Sans"/>
+          <w:b/>
+          <w:bCs/>
+          <w:color w:val="006DB6"/>
+          <w:sz w:val="26"/>
+          <w:szCs w:val="26"/>
+        </w:rPr>
+        <w:t xml:space="preserve">What Comparable Organizations Are Already Doing</w:t>
+      </w:r>
+    </w:p>
+    <w:p>
+      <w:pPr>
+        <w:pStyle w:val="ListParagraph"/>
+        <w:numPr>
+          <w:ilvl w:val="0"/>
+          <w:numId w:val="2"/>
+        </w:numPr>
+        <w:spacing w:after="80" w:before="40" w:line="300"/>
+      </w:pPr>
+      <w:r>
+        <w:rPr>
+          <w:rFonts w:ascii="Open Sans" w:cs="Open Sans" w:eastAsia="Open Sans" w:hAnsi="Open Sans"/>
+          <w:color w:val="59595B"/>
+          <w:sz w:val="22"/>
+          <w:szCs w:val="22"/>
+        </w:rPr>
+        <w:t xml:space="preserve">Regulated B2B suppliers: document-heavy businesses are turning multi-day RFP and compliance assembly into a minutes-long, audit-ready draft — responding to more opportunities with the same team.</w:t>
+      </w:r>
+    </w:p>
+    <w:p>
+      <w:pPr>
+        <w:pStyle w:val="ListParagraph"/>
+        <w:numPr>
+          <w:ilvl w:val="0"/>
+          <w:numId w:val="2"/>
+        </w:numPr>
+        <w:spacing w:after="80" w:before="40" w:line="300"/>
+      </w:pPr>
+      <w:r>
+        <w:rPr>
+          <w:rFonts w:ascii="Open Sans" w:cs="Open Sans" w:eastAsia="Open Sans" w:hAnsi="Open Sans"/>
+          <w:color w:val="59595B"/>
+          <w:sz w:val="22"/>
+          <w:szCs w:val="22"/>
+        </w:rPr>
+        <w:t xml:space="preserve">Food and ingredient importers: multi-origin operators are using AI to maintain a digital chain of custody and answer buyer audits same-day instead of over multiple rounds.</w:t>
+      </w:r>
+    </w:p>
+    <w:p>
+      <w:pPr>
+        <w:pStyle w:val="ListParagraph"/>
+        <w:numPr>
+          <w:ilvl w:val="0"/>
+          <w:numId w:val="2"/>
+        </w:numPr>
+        <w:spacing w:after="80" w:before="40" w:line="300"/>
+      </w:pPr>
+      <w:r>
+        <w:rPr>
+          <w:rFonts w:ascii="Open Sans" w:cs="Open Sans" w:eastAsia="Open Sans" w:hAnsi="Open Sans"/>
+          <w:color w:val="59595B"/>
+          <w:sz w:val="22"/>
+          <w:szCs w:val="22"/>
+        </w:rPr>
+        <w:t xml:space="preserve">Specialty manufacturers: under-covered category players are using AI-search optimization to become the cited answer when buyers ask AI tools “who supplies this, certified, at this origin?” — capturing demand competitors never see.</w:t>
+      </w:r>
+    </w:p>
+    <w:p>
+      <w:pPr>
+        <w:spacing w:after="140" w:before="40" w:line="320"/>
+        <w:jc w:val="both"/>
+      </w:pPr>
+      <w:r>
+        <w:rPr>
+          <w:rFonts w:ascii="Open Sans" w:cs="Open Sans" w:eastAsia="Open Sans" w:hAnsi="Open Sans"/>
+          <w:b w:val="false"/>
+          <w:bCs w:val="false"/>
+          <w:i/>
+          <w:iCs/>
+          <w:color w:val="59595B"/>
+          <w:sz w:val="19"/>
+          <w:szCs w:val="19"/>
+        </w:rPr>
+        <w:t xml:space="preserve">These are representative directions of travel across comparable industries, not guarantees; Algro’s own numbers would be confirmed in discovery. Technijian’s specific, measured results from prior builds appear in Section 9 (Capability Proof) and the operational sections of this report.</w:t>
+      </w:r>
+    </w:p>
+    <w:p>
+      <w:pPr>
+        <w:spacing w:after="0" w:before="140"/>
+      </w:pPr>
+      <w:r>
+        <w:t xml:space="preserve"/>
+      </w:r>
+    </w:p>
+    <w:p>
+      <w:pPr>
+        <w:pStyle w:val="Heading2"/>
+        <w:keepNext/>
+        <w:keepLines/>
+        <w:spacing w:after="120" w:before="280"/>
+      </w:pPr>
+      <w:r>
+        <w:rPr>
+          <w:rFonts w:ascii="Open Sans" w:cs="Open Sans" w:eastAsia="Open Sans" w:hAnsi="Open Sans"/>
+          <w:b/>
+          <w:bCs/>
+          <w:color w:val="006DB6"/>
+          <w:sz w:val="26"/>
+          <w:szCs w:val="26"/>
+        </w:rPr>
+        <w:t xml:space="preserve">A Day in the Life — An Algro Sales &amp; Quality Coordinator</w:t>
+      </w:r>
+    </w:p>
+    <w:tbl>
+      <w:tblPr>
+        <w:tblW w:type="dxa" w:w="9360"/>
+        <w:tblBorders>
+          <w:top w:val="single" w:color="auto" w:sz="4"/>
+          <w:left w:val="single" w:color="auto" w:sz="4"/>
+          <w:bottom w:val="single" w:color="auto" w:sz="4"/>
+          <w:right w:val="single" w:color="auto" w:sz="4"/>
+          <w:insideH w:val="single" w:color="auto" w:sz="4"/>
+          <w:insideV w:val="single" w:color="auto" w:sz="4"/>
+        </w:tblBorders>
+      </w:tblPr>
+      <w:tblGrid>
+        <w:gridCol w:w="80"/>
+        <w:gridCol w:w="9280"/>
+      </w:tblGrid>
+      <w:tr>
+        <w:trPr>
+          <w:cantSplit/>
+        </w:trPr>
+        <w:tc>
+          <w:tcPr>
+            <w:tcW w:type="dxa" w:w="80"/>
+            <w:tcBorders>
+              <w:top w:val="none" w:color="FFFFFF" w:sz="0"/>
+              <w:left w:val="none" w:color="FFFFFF" w:sz="0"/>
+              <w:bottom w:val="none" w:color="FFFFFF" w:sz="0"/>
+              <w:right w:val="none" w:color="FFFFFF" w:sz="0"/>
+            </w:tcBorders>
+            <w:shd w:fill="006DB6" w:val="clear"/>
+          </w:tcPr>
+          <w:p>
+            <w:r>
+              <w:t xml:space="preserve"/>
+            </w:r>
+          </w:p>
+        </w:tc>
+        <w:tc>
+          <w:tcPr>
+            <w:tcW w:type="dxa" w:w="9280"/>
+            <w:tcBorders>
+              <w:top w:val="none" w:color="FFFFFF" w:sz="0"/>
+              <w:left w:val="none" w:color="FFFFFF" w:sz="0"/>
+              <w:bottom w:val="none" w:color="FFFFFF" w:sz="0"/>
+              <w:right w:val="none" w:color="FFFFFF" w:sz="0"/>
+            </w:tcBorders>
+            <w:shd w:fill="F8F9FA" w:val="clear"/>
+            <w:tcMar>
+              <w:top w:type="dxa" w:w="160"/>
+              <w:left w:type="dxa" w:w="240"/>
+              <w:bottom w:type="dxa" w:w="160"/>
+              <w:right w:type="dxa" w:w="200"/>
+            </w:tcMar>
+          </w:tcPr>
+          <w:p>
+            <w:pPr>
+              <w:keepNext/>
+              <w:keepLines/>
+              <w:spacing w:after="80" w:before="80"/>
+            </w:pPr>
+            <w:r>
+              <w:rPr>
+                <w:rFonts w:ascii="Open Sans" w:cs="Open Sans" w:eastAsia="Open Sans" w:hAnsi="Open Sans"/>
+                <w:b/>
+                <w:bCs/>
+                <w:color w:val="006DB6"/>
+                <w:sz w:val="22"/>
+                <w:szCs w:val="22"/>
+              </w:rPr>
+              <w:t xml:space="preserve">Before vs. After AI</w:t>
+            </w:r>
+          </w:p>
+          <w:p>
+            <w:pPr>
+              <w:keepNext/>
+              <w:keepLines/>
+              <w:spacing w:after="60" w:before="40" w:line="300"/>
+            </w:pPr>
+            <w:r>
+              <w:rPr>
+                <w:rFonts w:ascii="Open Sans" w:cs="Open Sans" w:eastAsia="Open Sans" w:hAnsi="Open Sans"/>
+                <w:color w:val="59595B"/>
+                <w:sz w:val="20"/>
+                <w:szCs w:val="20"/>
+              </w:rPr>
+              <w:t xml:space="preserve">TODAY: A coordinator receives a 120-question retail RFP, opens a shared drive, hunts for the current FSVP plan, the right lot COAs, the NOP and kosher and halal letters, and last quarter’s prior response, and re-keys each answer into the buyer’s exact template by hand — across India, Thai, and US-domestic origins, mostly from process held in a few people’s heads.</w:t>
+            </w:r>
+          </w:p>
+          <w:p>
+            <w:pPr>
+              <w:keepNext w:val="false"/>
+              <w:keepLines/>
+              <w:spacing w:after="60" w:before="40" w:line="300"/>
+            </w:pPr>
+            <w:r>
+              <w:rPr>
+                <w:rFonts w:ascii="Open Sans" w:cs="Open Sans" w:eastAsia="Open Sans" w:hAnsi="Open Sans"/>
+                <w:color w:val="59595B"/>
+                <w:sz w:val="20"/>
+                <w:szCs w:val="20"/>
+              </w:rPr>
+              <w:t xml:space="preserve">WITH AI: The RFP is auto-drafted in the buyer’s format from an indexed library of every certificate, plan, and prior response in minutes; the coordinator reviews, corrects, and approves. The expertise is captured in a system, so the same complete, in-format answer holds for every account and survives a new hire or a second facility.</w:t>
+            </w:r>
+          </w:p>
+        </w:tc>
+      </w:tr>
+    </w:tbl>
+    <w:p>
+      <w:pPr>
+        <w:spacing w:after="0" w:before="140"/>
+      </w:pPr>
+      <w:r>
+        <w:t xml:space="preserve"/>
+      </w:r>
+    </w:p>
+    <w:p>
+      <w:pPr>
+        <w:pStyle w:val="Heading2"/>
+        <w:keepNext/>
+        <w:keepLines/>
+        <w:spacing w:after="120" w:before="280"/>
+      </w:pPr>
+      <w:r>
+        <w:rPr>
+          <w:rFonts w:ascii="Open Sans" w:cs="Open Sans" w:eastAsia="Open Sans" w:hAnsi="Open Sans"/>
+          <w:b/>
+          <w:bCs/>
+          <w:color w:val="006DB6"/>
+          <w:sz w:val="26"/>
+          <w:szCs w:val="26"/>
+        </w:rPr>
+        <w:t xml:space="preserve">Why a Partner — vs. Hiring or Doing It Yourself</w:t>
+      </w:r>
+    </w:p>
+    <w:tbl>
+      <w:tblPr>
+        <w:tblW w:type="dxa" w:w="9360"/>
+        <w:tblBorders>
+          <w:top w:val="single" w:color="auto" w:sz="4"/>
+          <w:left w:val="single" w:color="auto" w:sz="4"/>
+          <w:bottom w:val="single" w:color="auto" w:sz="4"/>
+          <w:right w:val="single" w:color="auto" w:sz="4"/>
+          <w:insideH w:val="single" w:color="auto" w:sz="4"/>
+          <w:insideV w:val="single" w:color="auto" w:sz="4"/>
+        </w:tblBorders>
+      </w:tblPr>
+      <w:tblGrid>
+        <w:gridCol w:w="2269"/>
+        <w:gridCol w:w="7091"/>
+      </w:tblGrid>
+      <w:tr>
+        <w:trPr>
+          <w:cantSplit/>
+          <w:tblHeader/>
+        </w:trPr>
+        <w:tc>
+          <w:tcPr>
+            <w:tcW w:type="dxa" w:w="2269"/>
+            <w:tcBorders>
+              <w:top w:val="single" w:color="E9ECEF" w:sz="4"/>
+              <w:left w:val="single" w:color="E9ECEF" w:sz="4"/>
+              <w:bottom w:val="single" w:color="E9ECEF" w:sz="4"/>
+              <w:right w:val="single" w:color="E9ECEF" w:sz="4"/>
+            </w:tcBorders>
+            <w:shd w:fill="006DB6" w:val="clear"/>
+            <w:tcMar>
+              <w:top w:type="dxa" w:w="120"/>
+              <w:left w:type="dxa" w:w="140"/>
+              <w:bottom w:type="dxa" w:w="120"/>
+              <w:right w:type="dxa" w:w="140"/>
+            </w:tcMar>
+            <w:vAlign w:val="center"/>
+          </w:tcPr>
+          <w:p>
+            <w:pPr>
+              <w:jc w:val="left"/>
+            </w:pPr>
+            <w:r>
+              <w:rPr>
+                <w:rFonts w:ascii="Open Sans" w:cs="Open Sans" w:eastAsia="Open Sans" w:hAnsi="Open Sans"/>
+                <w:b/>
+                <w:bCs/>
+                <w:color w:val="FFFFFF"/>
+                <w:sz w:val="20"/>
+                <w:szCs w:val="20"/>
+              </w:rPr>
+              <w:t xml:space="preserve">Path</w:t>
+            </w:r>
+          </w:p>
+        </w:tc>
+        <w:tc>
+          <w:tcPr>
+            <w:tcW w:type="dxa" w:w="7091"/>
+            <w:tcBorders>
+              <w:top w:val="single" w:color="E9ECEF" w:sz="4"/>
+              <w:left w:val="single" w:color="E9ECEF" w:sz="4"/>
+              <w:bottom w:val="single" w:color="E9ECEF" w:sz="4"/>
+              <w:right w:val="single" w:color="E9ECEF" w:sz="4"/>
+            </w:tcBorders>
+            <w:shd w:fill="006DB6" w:val="clear"/>
+            <w:tcMar>
+              <w:top w:type="dxa" w:w="120"/>
+              <w:left w:type="dxa" w:w="140"/>
+              <w:bottom w:type="dxa" w:w="120"/>
+              <w:right w:type="dxa" w:w="140"/>
+            </w:tcMar>
+            <w:vAlign w:val="center"/>
+          </w:tcPr>
+          <w:p>
+            <w:pPr>
+              <w:jc w:val="left"/>
+            </w:pPr>
+            <w:r>
+              <w:rPr>
+                <w:rFonts w:ascii="Open Sans" w:cs="Open Sans" w:eastAsia="Open Sans" w:hAnsi="Open Sans"/>
+                <w:b/>
+                <w:bCs/>
+                <w:color w:val="FFFFFF"/>
+                <w:sz w:val="20"/>
+                <w:szCs w:val="20"/>
+              </w:rPr>
+              <w:t xml:space="preserve">Reality</w:t>
+            </w:r>
+          </w:p>
+        </w:tc>
+      </w:tr>
+      <w:tr>
+        <w:trPr>
+          <w:cantSplit/>
+        </w:trPr>
+        <w:tc>
+          <w:tcPr>
+            <w:tcW w:type="dxa" w:w="2269"/>
+            <w:tcBorders>
+              <w:top w:val="single" w:color="E9ECEF" w:sz="4"/>
+              <w:left w:val="single" w:color="E9ECEF" w:sz="4"/>
+              <w:bottom w:val="single" w:color="E9ECEF" w:sz="4"/>
+              <w:right w:val="single" w:color="E9ECEF" w:sz="4"/>
+            </w:tcBorders>
+            <w:shd w:fill="FFFFFF" w:val="clear"/>
+            <w:tcMar>
+              <w:top w:type="dxa" w:w="100"/>
+              <w:left w:type="dxa" w:w="140"/>
+              <w:bottom w:type="dxa" w:w="100"/>
+              <w:right w:type="dxa" w:w="140"/>
+            </w:tcMar>
+            <w:vAlign w:val="center"/>
+          </w:tcPr>
+          <w:p>
+            <w:pPr>
+              <w:jc w:val="left"/>
+            </w:pPr>
+            <w:r>
+              <w:rPr>
+                <w:rFonts w:ascii="Open Sans" w:cs="Open Sans" w:eastAsia="Open Sans" w:hAnsi="Open Sans"/>
+                <w:b w:val="false"/>
+                <w:bCs w:val="false"/>
+                <w:color w:val="59595B"/>
+                <w:sz w:val="20"/>
+                <w:szCs w:val="20"/>
+              </w:rPr>
+              <w:t xml:space="preserve">DIY tools</w:t>
+            </w:r>
+          </w:p>
+        </w:tc>
+        <w:tc>
+          <w:tcPr>
+            <w:tcW w:type="dxa" w:w="7091"/>
+            <w:tcBorders>
+              <w:top w:val="single" w:color="E9ECEF" w:sz="4"/>
+              <w:left w:val="single" w:color="E9ECEF" w:sz="4"/>
+              <w:bottom w:val="single" w:color="E9ECEF" w:sz="4"/>
+              <w:right w:val="single" w:color="E9ECEF" w:sz="4"/>
+            </w:tcBorders>
+            <w:shd w:fill="FFFFFF" w:val="clear"/>
+            <w:tcMar>
+              <w:top w:type="dxa" w:w="100"/>
+              <w:left w:type="dxa" w:w="140"/>
+              <w:bottom w:type="dxa" w:w="100"/>
+              <w:right w:type="dxa" w:w="140"/>
+            </w:tcMar>
+            <w:vAlign w:val="center"/>
+          </w:tcPr>
+          <w:p>
+            <w:pPr>
+              <w:jc w:val="left"/>
+            </w:pPr>
+            <w:r>
+              <w:rPr>
+                <w:rFonts w:ascii="Open Sans" w:cs="Open Sans" w:eastAsia="Open Sans" w:hAnsi="Open Sans"/>
+                <w:b w:val="false"/>
+                <w:bCs w:val="false"/>
+                <w:color w:val="59595B"/>
+                <w:sz w:val="20"/>
+                <w:szCs w:val="20"/>
+              </w:rPr>
+              <w:t xml:space="preserve">Inexpensive, but Algro assembles, secures, and governs everything — and owns the three risks above alone</w:t>
+            </w:r>
+          </w:p>
+        </w:tc>
+      </w:tr>
+      <w:tr>
+        <w:trPr>
+          <w:cantSplit/>
+        </w:trPr>
+        <w:tc>
+          <w:tcPr>
+            <w:tcW w:type="dxa" w:w="2269"/>
+            <w:tcBorders>
+              <w:top w:val="single" w:color="E9ECEF" w:sz="4"/>
+              <w:left w:val="single" w:color="E9ECEF" w:sz="4"/>
+              <w:bottom w:val="single" w:color="E9ECEF" w:sz="4"/>
+              <w:right w:val="single" w:color="E9ECEF" w:sz="4"/>
+            </w:tcBorders>
+            <w:shd w:fill="F8F9FA" w:val="clear"/>
+            <w:tcMar>
+              <w:top w:type="dxa" w:w="100"/>
+              <w:left w:type="dxa" w:w="140"/>
+              <w:bottom w:type="dxa" w:w="100"/>
+              <w:right w:type="dxa" w:w="140"/>
+            </w:tcMar>
+            <w:vAlign w:val="center"/>
+          </w:tcPr>
+          <w:p>
+            <w:pPr>
+              <w:jc w:val="left"/>
+            </w:pPr>
+            <w:r>
+              <w:rPr>
+                <w:rFonts w:ascii="Open Sans" w:cs="Open Sans" w:eastAsia="Open Sans" w:hAnsi="Open Sans"/>
+                <w:b w:val="false"/>
+                <w:bCs w:val="false"/>
+                <w:color w:val="59595B"/>
+                <w:sz w:val="20"/>
+                <w:szCs w:val="20"/>
+              </w:rPr>
+              <w:t xml:space="preserve">Hire in-house</w:t>
+            </w:r>
+          </w:p>
+        </w:tc>
+        <w:tc>
+          <w:tcPr>
+            <w:tcW w:type="dxa" w:w="7091"/>
+            <w:tcBorders>
+              <w:top w:val="single" w:color="E9ECEF" w:sz="4"/>
+              <w:left w:val="single" w:color="E9ECEF" w:sz="4"/>
+              <w:bottom w:val="single" w:color="E9ECEF" w:sz="4"/>
+              <w:right w:val="single" w:color="E9ECEF" w:sz="4"/>
+            </w:tcBorders>
+            <w:shd w:fill="F8F9FA" w:val="clear"/>
+            <w:tcMar>
+              <w:top w:type="dxa" w:w="100"/>
+              <w:left w:type="dxa" w:w="140"/>
+              <w:bottom w:type="dxa" w:w="100"/>
+              <w:right w:type="dxa" w:w="140"/>
+            </w:tcMar>
+            <w:vAlign w:val="center"/>
+          </w:tcPr>
+          <w:p>
+            <w:pPr>
+              <w:jc w:val="left"/>
+            </w:pPr>
+            <w:r>
+              <w:rPr>
+                <w:rFonts w:ascii="Open Sans" w:cs="Open Sans" w:eastAsia="Open Sans" w:hAnsi="Open Sans"/>
+                <w:b w:val="false"/>
+                <w:bCs w:val="false"/>
+                <w:color w:val="59595B"/>
+                <w:sz w:val="20"/>
+                <w:szCs w:val="20"/>
+              </w:rPr>
+              <w:t xml:space="preserve">A capable AI leader typically costs $180K+/year and is scarce, and one person cannot cover strategy, build, security, and governance</w:t>
+            </w:r>
+          </w:p>
+        </w:tc>
+      </w:tr>
+      <w:tr>
+        <w:trPr>
+          <w:cantSplit/>
+        </w:trPr>
+        <w:tc>
+          <w:tcPr>
+            <w:tcW w:type="dxa" w:w="2269"/>
+            <w:tcBorders>
+              <w:top w:val="single" w:color="E9ECEF" w:sz="4"/>
+              <w:left w:val="single" w:color="E9ECEF" w:sz="4"/>
+              <w:bottom w:val="single" w:color="E9ECEF" w:sz="4"/>
+              <w:right w:val="single" w:color="E9ECEF" w:sz="4"/>
+            </w:tcBorders>
+            <w:shd w:fill="FFFFFF" w:val="clear"/>
+            <w:tcMar>
+              <w:top w:type="dxa" w:w="100"/>
+              <w:left w:type="dxa" w:w="140"/>
+              <w:bottom w:type="dxa" w:w="100"/>
+              <w:right w:type="dxa" w:w="140"/>
+            </w:tcMar>
+            <w:vAlign w:val="center"/>
+          </w:tcPr>
+          <w:p>
+            <w:pPr>
+              <w:jc w:val="left"/>
+            </w:pPr>
+            <w:r>
+              <w:rPr>
+                <w:rFonts w:ascii="Open Sans" w:cs="Open Sans" w:eastAsia="Open Sans" w:hAnsi="Open Sans"/>
+                <w:b/>
+                <w:bCs/>
+                <w:color w:val="59595B"/>
+                <w:sz w:val="20"/>
+                <w:szCs w:val="20"/>
+              </w:rPr>
+              <w:t xml:space="preserve">Partner (Technijian)</w:t>
+            </w:r>
+          </w:p>
+        </w:tc>
+        <w:tc>
+          <w:tcPr>
+            <w:tcW w:type="dxa" w:w="7091"/>
+            <w:tcBorders>
+              <w:top w:val="single" w:color="E9ECEF" w:sz="4"/>
+              <w:left w:val="single" w:color="E9ECEF" w:sz="4"/>
+              <w:bottom w:val="single" w:color="E9ECEF" w:sz="4"/>
+              <w:right w:val="single" w:color="E9ECEF" w:sz="4"/>
+            </w:tcBorders>
+            <w:shd w:fill="FFFFFF" w:val="clear"/>
+            <w:tcMar>
+              <w:top w:type="dxa" w:w="100"/>
+              <w:left w:type="dxa" w:w="140"/>
+              <w:bottom w:type="dxa" w:w="100"/>
+              <w:right w:type="dxa" w:w="140"/>
+            </w:tcMar>
+            <w:vAlign w:val="center"/>
+          </w:tcPr>
+          <w:p>
+            <w:pPr>
+              <w:jc w:val="left"/>
+            </w:pPr>
+            <w:r>
+              <w:rPr>
+                <w:rFonts w:ascii="Open Sans" w:cs="Open Sans" w:eastAsia="Open Sans" w:hAnsi="Open Sans"/>
+                <w:b/>
+                <w:bCs/>
+                <w:color w:val="59595B"/>
+                <w:sz w:val="20"/>
+                <w:szCs w:val="20"/>
+              </w:rPr>
+              <w:t xml:space="preserve">Strategy, build, security, and governance in one team at a fraction of a hire — with proven builds, an existing Algro security relationship, and CISSP-led security</w:t>
+            </w:r>
+          </w:p>
+        </w:tc>
+      </w:tr>
+    </w:tbl>
+    <w:p>
+      <w:pPr>
+        <w:spacing w:after="140" w:before="100" w:line="320"/>
+        <w:jc w:val="both"/>
+      </w:pPr>
+      <w:r>
+        <w:rPr>
+          <w:rFonts w:ascii="Open Sans" w:cs="Open Sans" w:eastAsia="Open Sans" w:hAnsi="Open Sans"/>
+          <w:b w:val="false"/>
+          <w:bCs w:val="false"/>
+          <w:i/>
+          <w:iCs/>
+          <w:color w:val="59595B"/>
+          <w:sz w:val="18"/>
+          <w:szCs w:val="18"/>
+        </w:rPr>
+        <w:t xml:space="preserve">Sources cited in this section: MIT Sloan Management (AI literacy); Anthropic (AI system design); a widely-used five-stage AI maturity model (consistent with Gartner and Google Cloud frameworks); U.S. NIST AI Risk Management Framework. Full references in the Appendix.</w:t>
+      </w:r>
+    </w:p>
+    <w:p>
+      <w:pPr>
+        <w:pStyle w:val="Heading1"/>
+        <w:keepNext/>
+        <w:pageBreakBefore/>
+        <w:spacing w:after="120" w:before="0" w:line="240"/>
+      </w:pPr>
+      <w:r>
+        <w:rPr>
+          <w:rFonts w:ascii="Open Sans" w:cs="Open Sans" w:eastAsia="Open Sans" w:hAnsi="Open Sans"/>
+          <w:color w:val="FFFFFF"/>
+          <w:sz w:val="2"/>
+          <w:szCs w:val="2"/>
+        </w:rPr>
+        <w:t xml:space="preserve">11  How AI Transforms Algro’s Growth Engine</w:t>
+      </w:r>
+    </w:p>
+    <w:tbl>
+      <w:tblPr>
+        <w:tblW w:type="dxa" w:w="9360"/>
+        <w:tblBorders>
+          <w:top w:val="none" w:color="FFFFFF" w:sz="0"/>
+          <w:left w:val="none" w:color="FFFFFF" w:sz="0"/>
+          <w:bottom w:val="none" w:color="FFFFFF" w:sz="0"/>
+          <w:right w:val="none" w:color="FFFFFF" w:sz="0"/>
+          <w:insideH w:val="single" w:color="auto" w:sz="4"/>
+          <w:insideV w:val="single" w:color="auto" w:sz="4"/>
+        </w:tblBorders>
+      </w:tblPr>
+      <w:tblGrid>
+        <w:gridCol w:w="120"/>
+        <w:gridCol w:w="9240"/>
+      </w:tblGrid>
+      <w:tr>
+        <w:tc>
+          <w:tcPr>
+            <w:tcW w:type="dxa" w:w="120"/>
+            <w:tcBorders>
+              <w:top w:val="none" w:color="FFFFFF" w:sz="0"/>
+              <w:left w:val="none" w:color="FFFFFF" w:sz="0"/>
+              <w:bottom w:val="none" w:color="FFFFFF" w:sz="0"/>
+              <w:right w:val="none" w:color="FFFFFF" w:sz="0"/>
+            </w:tcBorders>
+            <w:shd w:fill="006DB6" w:val="clear"/>
+          </w:tcPr>
+          <w:p>
+            <w:r>
+              <w:t xml:space="preserve"/>
+            </w:r>
+          </w:p>
+        </w:tc>
+        <w:tc>
+          <w:tcPr>
+            <w:tcW w:type="dxa" w:w="9240"/>
+            <w:tcBorders>
+              <w:top w:val="none" w:color="FFFFFF" w:sz="0"/>
+              <w:left w:val="none" w:color="FFFFFF" w:sz="0"/>
+              <w:bottom w:val="none" w:color="FFFFFF" w:sz="0"/>
+              <w:right w:val="none" w:color="FFFFFF" w:sz="0"/>
+            </w:tcBorders>
+            <w:tcMar>
+              <w:top w:type="dxa" w:w="100"/>
+              <w:left w:type="dxa" w:w="200"/>
+              <w:bottom w:type="dxa" w:w="100"/>
+              <w:right w:type="dxa" w:w="0"/>
+            </w:tcMar>
+            <w:vAlign w:val="center"/>
+          </w:tcPr>
+          <w:p>
+            <w:r>
+              <w:rPr>
+                <w:rFonts w:ascii="Open Sans" w:cs="Open Sans" w:eastAsia="Open Sans" w:hAnsi="Open Sans"/>
+                <w:b/>
+                <w:bCs/>
+                <w:color w:val="006DB6"/>
+                <w:sz w:val="34"/>
+                <w:szCs w:val="34"/>
+              </w:rPr>
+              <w:t xml:space="preserve">11  How AI Transforms Algro’s Growth Engine</w:t>
             </w:r>
           </w:p>
         </w:tc>
@@ -12681,7 +15508,8 @@
       <w:pPr>
         <w:pStyle w:val="Heading1"/>
         <w:keepNext/>
-        <w:spacing w:after="120" w:before="480" w:line="240"/>
+        <w:pageBreakBefore/>
+        <w:spacing w:after="120" w:before="0" w:line="240"/>
       </w:pPr>
       <w:r>
         <w:rPr>
@@ -12690,7 +15518,7 @@
           <w:sz w:val="2"/>
           <w:szCs w:val="2"/>
         </w:rPr>
-        <w:t xml:space="preserve">11  Business Impact &amp; Service Investment</w:t>
+        <w:t xml:space="preserve">12  Business Impact &amp; Service Investment</w:t>
       </w:r>
     </w:p>
     <w:tbl>
@@ -12754,7 +15582,7 @@
                 <w:sz w:val="34"/>
                 <w:szCs w:val="34"/>
               </w:rPr>
-              <w:t xml:space="preserve">11  Business Impact &amp; Service Investment</w:t>
+              <w:t xml:space="preserve">12  Business Impact &amp; Service Investment</w:t>
             </w:r>
           </w:p>
         </w:tc>
@@ -12784,9 +15612,124 @@
           <w:sz w:val="22"/>
           <w:szCs w:val="22"/>
         </w:rPr>
-        <w:t xml:space="preserve">The plan is built to start small and expand. Rather than ask for the full program up front, it begins with a focused, low-commitment entry that pays for itself on the highest near-term levers — AI-search authority, named-account intelligence, and a strategy workshop — and expands into the buyer-documentation engine, the traceability layer, and the tariff signal monitor only as the results prove out. The model below is built from public information and conservative assumptions, because Algro’s internal numbers were not available for this draft. Every figure is estimated; the discovery questions in Section 14 replace them with real baselines.</w:t>
+        <w:t xml:space="preserve">The plan is built to start small and expand. Rather than ask for the full program up front, it begins with a focused, low-commitment entry that pays for itself on the highest near-term levers — AI-search authority, named-account intelligence, and a strategy workshop — and expands into the buyer-documentation engine, the traceability layer, and the tariff signal monitor only as the results prove out. The model below is built from public information and conservative assumptions, because Algro’s internal numbers were not available for this draft. Every figure is estimated; the discovery questions in Section 15 replace them with real baselines.</w:t>
       </w:r>
     </w:p>
+    <w:p>
+      <w:pPr>
+        <w:spacing w:after="0" w:before="120"/>
+      </w:pPr>
+      <w:r>
+        <w:t xml:space="preserve"/>
+      </w:r>
+    </w:p>
+    <w:tbl>
+      <w:tblPr>
+        <w:tblW w:type="dxa" w:w="9360"/>
+        <w:tblBorders>
+          <w:top w:val="single" w:color="auto" w:sz="4"/>
+          <w:left w:val="single" w:color="auto" w:sz="4"/>
+          <w:bottom w:val="single" w:color="auto" w:sz="4"/>
+          <w:right w:val="single" w:color="auto" w:sz="4"/>
+          <w:insideH w:val="single" w:color="auto" w:sz="4"/>
+          <w:insideV w:val="single" w:color="auto" w:sz="4"/>
+        </w:tblBorders>
+      </w:tblPr>
+      <w:tblGrid>
+        <w:gridCol w:w="80"/>
+        <w:gridCol w:w="9280"/>
+      </w:tblGrid>
+      <w:tr>
+        <w:trPr>
+          <w:cantSplit/>
+        </w:trPr>
+        <w:tc>
+          <w:tcPr>
+            <w:tcW w:type="dxa" w:w="80"/>
+            <w:tcBorders>
+              <w:top w:val="none" w:color="FFFFFF" w:sz="0"/>
+              <w:left w:val="none" w:color="FFFFFF" w:sz="0"/>
+              <w:bottom w:val="none" w:color="FFFFFF" w:sz="0"/>
+              <w:right w:val="none" w:color="FFFFFF" w:sz="0"/>
+            </w:tcBorders>
+            <w:shd w:fill="F67D4B" w:val="clear"/>
+          </w:tcPr>
+          <w:p>
+            <w:r>
+              <w:t xml:space="preserve"/>
+            </w:r>
+          </w:p>
+        </w:tc>
+        <w:tc>
+          <w:tcPr>
+            <w:tcW w:type="dxa" w:w="9280"/>
+            <w:tcBorders>
+              <w:top w:val="none" w:color="FFFFFF" w:sz="0"/>
+              <w:left w:val="none" w:color="FFFFFF" w:sz="0"/>
+              <w:bottom w:val="none" w:color="FFFFFF" w:sz="0"/>
+              <w:right w:val="none" w:color="FFFFFF" w:sz="0"/>
+            </w:tcBorders>
+            <w:shd w:fill="F8F9FA" w:val="clear"/>
+            <w:tcMar>
+              <w:top w:type="dxa" w:w="160"/>
+              <w:left w:type="dxa" w:w="240"/>
+              <w:bottom w:type="dxa" w:w="160"/>
+              <w:right w:type="dxa" w:w="200"/>
+            </w:tcMar>
+          </w:tcPr>
+          <w:p>
+            <w:pPr>
+              <w:keepNext/>
+              <w:keepLines/>
+              <w:spacing w:after="80" w:before="80"/>
+            </w:pPr>
+            <w:r>
+              <w:rPr>
+                <w:rFonts w:ascii="Open Sans" w:cs="Open Sans" w:eastAsia="Open Sans" w:hAnsi="Open Sans"/>
+                <w:b/>
+                <w:bCs/>
+                <w:color w:val="F67D4B"/>
+                <w:sz w:val="22"/>
+                <w:szCs w:val="22"/>
+              </w:rPr>
+              <w:t xml:space="preserve">AI as a Managed Investment — Not a Leap of Faith</w:t>
+            </w:r>
+          </w:p>
+          <w:p>
+            <w:pPr>
+              <w:keepNext/>
+              <w:keepLines/>
+              <w:spacing w:after="60" w:before="40" w:line="300"/>
+            </w:pPr>
+            <w:r>
+              <w:rPr>
+                <w:rFonts w:ascii="Open Sans" w:cs="Open Sans" w:eastAsia="Open Sans" w:hAnsi="Open Sans"/>
+                <w:color w:val="59595B"/>
+                <w:sz w:val="20"/>
+                <w:szCs w:val="20"/>
+              </w:rPr>
+              <w:t xml:space="preserve">The reason most AI spending disappoints is not the technology — it is the lack of measurement. Industry research (McKinsey, State of AI) finds roughly 88% of companies now use AI, but only about 39% see a real profit impact; the difference is discipline, not budget.</w:t>
+            </w:r>
+          </w:p>
+          <w:p>
+            <w:pPr>
+              <w:keepNext w:val="false"/>
+              <w:keepLines/>
+              <w:spacing w:after="60" w:before="40" w:line="300"/>
+            </w:pPr>
+            <w:r>
+              <w:rPr>
+                <w:rFonts w:ascii="Open Sans" w:cs="Open Sans" w:eastAsia="Open Sans" w:hAnsi="Open Sans"/>
+                <w:color w:val="59595B"/>
+                <w:sz w:val="20"/>
+                <w:szCs w:val="20"/>
+              </w:rPr>
+              <w:t xml:space="preserve">Technijian runs every engagement with stage-gates: we track adoption, then operational improvement, then financial benefit against total cost — and if a pilot does not clear its cost at the gate, we stop and re-scope. Algro carries the upside, not blind risk.</w:t>
+            </w:r>
+          </w:p>
+        </w:tc>
+      </w:tr>
+    </w:tbl>
     <w:p>
       <w:pPr>
         <w:spacing w:after="0" w:before="140"/>
@@ -14018,7 +16961,53 @@
           <w:sz w:val="26"/>
           <w:szCs w:val="26"/>
         </w:rPr>
-        <w:t xml:space="preserve">Year-1 ROI Model — The Entry Program (Estimated, Conservative)</w:t>
+        <w:t xml:space="preserve">The Entry Offer — The 90-Day AI Lead-Gen Pilot</w:t>
+      </w:r>
+    </w:p>
+    <w:p>
+      <w:pPr>
+        <w:spacing w:after="140" w:before="0" w:line="320"/>
+        <w:jc w:val="both"/>
+      </w:pPr>
+      <w:r>
+        <w:rPr>
+          <w:rFonts w:ascii="Open Sans" w:cs="Open Sans" w:eastAsia="Open Sans" w:hAnsi="Open Sans"/>
+          <w:b w:val="false"/>
+          <w:bCs w:val="false"/>
+          <w:i w:val="false"/>
+          <w:iCs w:val="false"/>
+          <w:color w:val="59595B"/>
+          <w:sz w:val="22"/>
+          <w:szCs w:val="22"/>
+        </w:rPr>
+        <w:t xml:space="preserve">Start with one clearly-scoped, fixed-price program — not an open-ended engagement. The pilot stands up Algro’s AI-search authority on procurement queries and the named-account ABM intelligence engine, and proves the lift before any larger build is discussed. The ROI below is modeled against this entry program alone.</w:t>
+      </w:r>
+    </w:p>
+    <w:p>
+      <w:pPr>
+        <w:spacing w:after="0" w:before="120"/>
+      </w:pPr>
+      <w:r>
+        <w:t xml:space="preserve"/>
+      </w:r>
+    </w:p>
+    <w:p>
+      <w:pPr>
+        <w:pStyle w:val="Heading2"/>
+        <w:keepNext/>
+        <w:keepLines/>
+        <w:spacing w:after="120" w:before="280"/>
+      </w:pPr>
+      <w:r>
+        <w:rPr>
+          <w:rFonts w:ascii="Open Sans" w:cs="Open Sans" w:eastAsia="Open Sans" w:hAnsi="Open Sans"/>
+          <w:b/>
+          <w:bCs/>
+          <w:color w:val="006DB6"/>
+          <w:sz w:val="26"/>
+          <w:szCs w:val="26"/>
+        </w:rPr>
+        <w:t xml:space="preserve">Year-1 ROI Model — The Entry Pilot (Estimated, Conservative)</w:t>
       </w:r>
     </w:p>
     <w:p>
@@ -14384,7 +17373,7 @@
                 <w:sz w:val="20"/>
                 <w:szCs w:val="20"/>
               </w:rPr>
-              <w:t xml:space="preserve">Implied wins at ~15% category baseline win-rate</w:t>
+              <w:t xml:space="preserve">Implied wins at a ~10–15% assumed category win-rate</w:t>
             </w:r>
           </w:p>
         </w:tc>
@@ -16198,7 +19187,7 @@
                 <w:sz w:val="20"/>
                 <w:szCs w:val="20"/>
               </w:rPr>
-              <w:t xml:space="preserve">ENTRY PROGRAM — Phase 1 (start here)</w:t>
+              <w:t xml:space="preserve">THE 90-DAY AI LEAD-GEN PILOT — Phase 1 (start here)</w:t>
             </w:r>
           </w:p>
         </w:tc>
@@ -16926,6 +19915,121 @@
               <w:bottom w:val="none" w:color="FFFFFF" w:sz="0"/>
               <w:right w:val="none" w:color="FFFFFF" w:sz="0"/>
             </w:tcBorders>
+            <w:shd w:fill="28A745" w:val="clear"/>
+          </w:tcPr>
+          <w:p>
+            <w:r>
+              <w:t xml:space="preserve"/>
+            </w:r>
+          </w:p>
+        </w:tc>
+        <w:tc>
+          <w:tcPr>
+            <w:tcW w:type="dxa" w:w="9280"/>
+            <w:tcBorders>
+              <w:top w:val="none" w:color="FFFFFF" w:sz="0"/>
+              <w:left w:val="none" w:color="FFFFFF" w:sz="0"/>
+              <w:bottom w:val="none" w:color="FFFFFF" w:sz="0"/>
+              <w:right w:val="none" w:color="FFFFFF" w:sz="0"/>
+            </w:tcBorders>
+            <w:shd w:fill="F8F9FA" w:val="clear"/>
+            <w:tcMar>
+              <w:top w:type="dxa" w:w="160"/>
+              <w:left w:type="dxa" w:w="240"/>
+              <w:bottom w:type="dxa" w:w="160"/>
+              <w:right w:type="dxa" w:w="200"/>
+            </w:tcMar>
+          </w:tcPr>
+          <w:p>
+            <w:pPr>
+              <w:keepNext/>
+              <w:keepLines/>
+              <w:spacing w:after="80" w:before="80"/>
+            </w:pPr>
+            <w:r>
+              <w:rPr>
+                <w:rFonts w:ascii="Open Sans" w:cs="Open Sans" w:eastAsia="Open Sans" w:hAnsi="Open Sans"/>
+                <w:b/>
+                <w:bCs/>
+                <w:color w:val="28A745"/>
+                <w:sz w:val="22"/>
+                <w:szCs w:val="22"/>
+              </w:rPr>
+              <w:t xml:space="preserve">The Pilot Bar — and Our Commitment</w:t>
+            </w:r>
+          </w:p>
+          <w:p>
+            <w:pPr>
+              <w:keepNext/>
+              <w:keepLines/>
+              <w:spacing w:after="60" w:before="40" w:line="300"/>
+            </w:pPr>
+            <w:r>
+              <w:rPr>
+                <w:rFonts w:ascii="Open Sans" w:cs="Open Sans" w:eastAsia="Open Sans" w:hAnsi="Open Sans"/>
+                <w:color w:val="59595B"/>
+                <w:sz w:val="20"/>
+                <w:szCs w:val="20"/>
+              </w:rPr>
+              <w:t xml:space="preserve">Success metric: within 90 days, Algro is cited by at least one major AI assistant (ChatGPT, Perplexity, or Google AI) for a high-intent procurement query (for example, “USDA NOP organic basmati private-label supplier in California” or “FSMA-204-ready rice importer”), AND a named-account dossier pipeline is live and feeding the sales team.</w:t>
+            </w:r>
+          </w:p>
+          <w:p>
+            <w:pPr>
+              <w:keepNext w:val="false"/>
+              <w:keepLines/>
+              <w:spacing w:after="60" w:before="40" w:line="300"/>
+            </w:pPr>
+            <w:r>
+              <w:rPr>
+                <w:rFonts w:ascii="Open Sans" w:cs="Open Sans" w:eastAsia="Open Sans" w:hAnsi="Open Sans"/>
+                <w:color w:val="59595B"/>
+                <w:sz w:val="20"/>
+                <w:szCs w:val="20"/>
+              </w:rPr>
+              <w:t xml:space="preserve">Our commitment: the entry pilot is month-to-month after the initial term — no long lock-in, no obligation to continue if it does not hit the metric by day 90. If it has not moved the needle, you are under no obligation to continue, and we will tell you honestly whether it is worth continuing. You carry the upside, not the risk.</w:t>
+            </w:r>
+          </w:p>
+        </w:tc>
+      </w:tr>
+    </w:tbl>
+    <w:p>
+      <w:pPr>
+        <w:spacing w:after="0" w:before="160"/>
+      </w:pPr>
+      <w:r>
+        <w:t xml:space="preserve"/>
+      </w:r>
+    </w:p>
+    <w:tbl>
+      <w:tblPr>
+        <w:tblW w:type="dxa" w:w="9360"/>
+        <w:tblBorders>
+          <w:top w:val="single" w:color="auto" w:sz="4"/>
+          <w:left w:val="single" w:color="auto" w:sz="4"/>
+          <w:bottom w:val="single" w:color="auto" w:sz="4"/>
+          <w:right w:val="single" w:color="auto" w:sz="4"/>
+          <w:insideH w:val="single" w:color="auto" w:sz="4"/>
+          <w:insideV w:val="single" w:color="auto" w:sz="4"/>
+        </w:tblBorders>
+      </w:tblPr>
+      <w:tblGrid>
+        <w:gridCol w:w="80"/>
+        <w:gridCol w:w="9280"/>
+      </w:tblGrid>
+      <w:tr>
+        <w:trPr>
+          <w:cantSplit/>
+        </w:trPr>
+        <w:tc>
+          <w:tcPr>
+            <w:tcW w:type="dxa" w:w="80"/>
+            <w:tcBorders>
+              <w:top w:val="none" w:color="FFFFFF" w:sz="0"/>
+              <w:left w:val="none" w:color="FFFFFF" w:sz="0"/>
+              <w:bottom w:val="none" w:color="FFFFFF" w:sz="0"/>
+              <w:right w:val="none" w:color="FFFFFF" w:sz="0"/>
+            </w:tcBorders>
             <w:shd w:fill="F67D4B" w:val="clear"/>
           </w:tcPr>
           <w:p>
@@ -16982,7 +20086,7 @@
                 <w:sz w:val="20"/>
                 <w:szCs w:val="20"/>
               </w:rPr>
-              <w:t xml:space="preserve">Start with the roughly $32,000 entry program — AI-search authority, named-account ABM intelligence, and the strategy workshop — that pays for itself on faster RFP responses and renewal protection, with no large build to begin.</w:t>
+              <w:t xml:space="preserve">Start with the roughly $32,000 entry pilot — AI-search authority, named-account ABM intelligence, and the strategy workshop — that pays for itself on faster RFP responses and renewal protection, with no large build to begin.</w:t>
             </w:r>
           </w:p>
           <w:p>
@@ -17024,7 +20128,8 @@
       <w:pPr>
         <w:pStyle w:val="Heading1"/>
         <w:keepNext/>
-        <w:spacing w:after="120" w:before="480" w:line="240"/>
+        <w:pageBreakBefore/>
+        <w:spacing w:after="120" w:before="0" w:line="240"/>
       </w:pPr>
       <w:r>
         <w:rPr>
@@ -17033,7 +20138,7 @@
           <w:sz w:val="2"/>
           <w:szCs w:val="2"/>
         </w:rPr>
-        <w:t xml:space="preserve">12  Implementation Roadmap</w:t>
+        <w:t xml:space="preserve">13  Implementation Roadmap</w:t>
       </w:r>
     </w:p>
     <w:tbl>
@@ -17097,7 +20202,7 @@
                 <w:sz w:val="34"/>
                 <w:szCs w:val="34"/>
               </w:rPr>
-              <w:t xml:space="preserve">12  Implementation Roadmap</w:t>
+              <w:t xml:space="preserve">13  Implementation Roadmap</w:t>
             </w:r>
           </w:p>
         </w:tc>
@@ -18062,7 +21167,7 @@
                 <w:sz w:val="20"/>
                 <w:szCs w:val="20"/>
               </w:rPr>
-              <w:t xml:space="preserve">Begin the reuse track: the same AEO authority and conversational layer for the Simply So consumer brand; the same documentation engine extended to support the BIEL parent’s 54-country export documentation. Deliver an ROI dashboard measured against the Section 14 baselines.</w:t>
+              <w:t xml:space="preserve">Begin the reuse track: the same AEO authority and conversational layer for the Simply So consumer brand; the same documentation engine extended to support the BIEL parent’s 54-country export documentation. Deliver an ROI dashboard measured against the Section 15 baselines.</w:t>
             </w:r>
           </w:p>
         </w:tc>
@@ -18072,7 +21177,8 @@
       <w:pPr>
         <w:pStyle w:val="Heading1"/>
         <w:keepNext/>
-        <w:spacing w:after="120" w:before="480" w:line="240"/>
+        <w:pageBreakBefore/>
+        <w:spacing w:after="120" w:before="0" w:line="240"/>
       </w:pPr>
       <w:r>
         <w:rPr>
@@ -18081,7 +21187,7 @@
           <w:sz w:val="2"/>
           <w:szCs w:val="2"/>
         </w:rPr>
-        <w:t xml:space="preserve">13  Quick Wins — Start This Week</w:t>
+        <w:t xml:space="preserve">14  Quick Wins — Start This Week</w:t>
       </w:r>
     </w:p>
     <w:tbl>
@@ -18145,7 +21251,7 @@
                 <w:sz w:val="34"/>
                 <w:szCs w:val="34"/>
               </w:rPr>
-              <w:t xml:space="preserve">13  Quick Wins — Start This Week</w:t>
+              <w:t xml:space="preserve">14  Quick Wins — Start This Week</w:t>
             </w:r>
           </w:p>
         </w:tc>
@@ -18677,7 +21783,8 @@
       <w:pPr>
         <w:pStyle w:val="Heading1"/>
         <w:keepNext/>
-        <w:spacing w:after="120" w:before="480" w:line="240"/>
+        <w:pageBreakBefore/>
+        <w:spacing w:after="120" w:before="0" w:line="240"/>
       </w:pPr>
       <w:r>
         <w:rPr>
@@ -18686,7 +21793,7 @@
           <w:sz w:val="2"/>
           <w:szCs w:val="2"/>
         </w:rPr>
-        <w:t xml:space="preserve">14  Questions to Calibrate This Plan</w:t>
+        <w:t xml:space="preserve">15  Questions to Calibrate This Plan</w:t>
       </w:r>
     </w:p>
     <w:tbl>
@@ -18750,7 +21857,7 @@
                 <w:sz w:val="34"/>
                 <w:szCs w:val="34"/>
               </w:rPr>
-              <w:t xml:space="preserve">14  Questions to Calibrate This Plan</w:t>
+              <w:t xml:space="preserve">15  Questions to Calibrate This Plan</w:t>
             </w:r>
           </w:p>
         </w:tc>
@@ -18780,7 +21887,7 @@
           <w:sz w:val="22"/>
           <w:szCs w:val="22"/>
         </w:rPr>
-        <w:t xml:space="preserve">This blueprint was built from public information. The numbers in Sections 11 and 12 are deliberately conservative estimates — a short discovery call replaces them with Algro’s real baselines and sharpens the entire program. These are the questions that move the model the most:</w:t>
+        <w:t xml:space="preserve">This blueprint was built from public information. The numbers in Sections 12 and 13 are deliberately conservative estimates — a short discovery call replaces them with Algro’s real baselines and sharpens the entire program. These are the questions that move the model the most:</w:t>
       </w:r>
     </w:p>
     <w:p>
@@ -20155,7 +23262,8 @@
       <w:pPr>
         <w:pStyle w:val="Heading1"/>
         <w:keepNext/>
-        <w:spacing w:after="120" w:before="480" w:line="240"/>
+        <w:pageBreakBefore/>
+        <w:spacing w:after="120" w:before="0" w:line="240"/>
       </w:pPr>
       <w:r>
         <w:rPr>
@@ -20164,7 +23272,7 @@
           <w:sz w:val="2"/>
           <w:szCs w:val="2"/>
         </w:rPr>
-        <w:t xml:space="preserve">15  What Happens Next</w:t>
+        <w:t xml:space="preserve">16  Questions We Usually Get</w:t>
       </w:r>
     </w:p>
     <w:tbl>
@@ -20193,6 +23301,668 @@
               <w:bottom w:val="none" w:color="FFFFFF" w:sz="0"/>
               <w:right w:val="none" w:color="FFFFFF" w:sz="0"/>
             </w:tcBorders>
+            <w:shd w:fill="006DB6" w:val="clear"/>
+          </w:tcPr>
+          <w:p>
+            <w:r>
+              <w:t xml:space="preserve"/>
+            </w:r>
+          </w:p>
+        </w:tc>
+        <w:tc>
+          <w:tcPr>
+            <w:tcW w:type="dxa" w:w="9240"/>
+            <w:tcBorders>
+              <w:top w:val="none" w:color="FFFFFF" w:sz="0"/>
+              <w:left w:val="none" w:color="FFFFFF" w:sz="0"/>
+              <w:bottom w:val="none" w:color="FFFFFF" w:sz="0"/>
+              <w:right w:val="none" w:color="FFFFFF" w:sz="0"/>
+            </w:tcBorders>
+            <w:tcMar>
+              <w:top w:type="dxa" w:w="100"/>
+              <w:left w:type="dxa" w:w="200"/>
+              <w:bottom w:type="dxa" w:w="100"/>
+              <w:right w:type="dxa" w:w="0"/>
+            </w:tcMar>
+            <w:vAlign w:val="center"/>
+          </w:tcPr>
+          <w:p>
+            <w:r>
+              <w:rPr>
+                <w:rFonts w:ascii="Open Sans" w:cs="Open Sans" w:eastAsia="Open Sans" w:hAnsi="Open Sans"/>
+                <w:b/>
+                <w:bCs/>
+                <w:color w:val="006DB6"/>
+                <w:sz w:val="34"/>
+                <w:szCs w:val="34"/>
+              </w:rPr>
+              <w:t xml:space="preserve">16  Questions We Usually Get</w:t>
+            </w:r>
+          </w:p>
+        </w:tc>
+      </w:tr>
+    </w:tbl>
+    <w:p>
+      <w:pPr>
+        <w:spacing w:after="0" w:before="100"/>
+      </w:pPr>
+      <w:r>
+        <w:t xml:space="preserve"/>
+      </w:r>
+    </w:p>
+    <w:p>
+      <w:pPr>
+        <w:spacing w:after="140" w:before="0" w:line="320"/>
+        <w:jc w:val="both"/>
+      </w:pPr>
+      <w:r>
+        <w:rPr>
+          <w:rFonts w:ascii="Open Sans" w:cs="Open Sans" w:eastAsia="Open Sans" w:hAnsi="Open Sans"/>
+          <w:b w:val="false"/>
+          <w:bCs w:val="false"/>
+          <w:i w:val="false"/>
+          <w:iCs w:val="false"/>
+          <w:color w:val="59595B"/>
+          <w:sz w:val="22"/>
+          <w:szCs w:val="22"/>
+        </w:rPr>
+        <w:t xml:space="preserve">The honest answers to the questions Algro leadership is most likely asking right now.</w:t>
+      </w:r>
+    </w:p>
+    <w:p>
+      <w:pPr>
+        <w:spacing w:after="0" w:before="140"/>
+      </w:pPr>
+      <w:r>
+        <w:t xml:space="preserve"/>
+      </w:r>
+    </w:p>
+    <w:tbl>
+      <w:tblPr>
+        <w:tblW w:type="dxa" w:w="9360"/>
+        <w:tblBorders>
+          <w:top w:val="single" w:color="auto" w:sz="4"/>
+          <w:left w:val="single" w:color="auto" w:sz="4"/>
+          <w:bottom w:val="single" w:color="auto" w:sz="4"/>
+          <w:right w:val="single" w:color="auto" w:sz="4"/>
+          <w:insideH w:val="single" w:color="auto" w:sz="4"/>
+          <w:insideV w:val="single" w:color="auto" w:sz="4"/>
+        </w:tblBorders>
+      </w:tblPr>
+      <w:tblGrid>
+        <w:gridCol w:w="3510"/>
+        <w:gridCol w:w="5850"/>
+      </w:tblGrid>
+      <w:tr>
+        <w:trPr>
+          <w:cantSplit/>
+          <w:tblHeader/>
+        </w:trPr>
+        <w:tc>
+          <w:tcPr>
+            <w:tcW w:type="dxa" w:w="3510"/>
+            <w:tcBorders>
+              <w:top w:val="single" w:color="E9ECEF" w:sz="4"/>
+              <w:left w:val="single" w:color="E9ECEF" w:sz="4"/>
+              <w:bottom w:val="single" w:color="E9ECEF" w:sz="4"/>
+              <w:right w:val="single" w:color="E9ECEF" w:sz="4"/>
+            </w:tcBorders>
+            <w:shd w:fill="006DB6" w:val="clear"/>
+            <w:tcMar>
+              <w:top w:type="dxa" w:w="120"/>
+              <w:left w:type="dxa" w:w="140"/>
+              <w:bottom w:type="dxa" w:w="120"/>
+              <w:right w:type="dxa" w:w="140"/>
+            </w:tcMar>
+            <w:vAlign w:val="center"/>
+          </w:tcPr>
+          <w:p>
+            <w:pPr>
+              <w:jc w:val="left"/>
+            </w:pPr>
+            <w:r>
+              <w:rPr>
+                <w:rFonts w:ascii="Open Sans" w:cs="Open Sans" w:eastAsia="Open Sans" w:hAnsi="Open Sans"/>
+                <w:b/>
+                <w:bCs/>
+                <w:color w:val="FFFFFF"/>
+                <w:sz w:val="20"/>
+                <w:szCs w:val="20"/>
+              </w:rPr>
+              <w:t xml:space="preserve">Question</w:t>
+            </w:r>
+          </w:p>
+        </w:tc>
+        <w:tc>
+          <w:tcPr>
+            <w:tcW w:type="dxa" w:w="5850"/>
+            <w:tcBorders>
+              <w:top w:val="single" w:color="E9ECEF" w:sz="4"/>
+              <w:left w:val="single" w:color="E9ECEF" w:sz="4"/>
+              <w:bottom w:val="single" w:color="E9ECEF" w:sz="4"/>
+              <w:right w:val="single" w:color="E9ECEF" w:sz="4"/>
+            </w:tcBorders>
+            <w:shd w:fill="006DB6" w:val="clear"/>
+            <w:tcMar>
+              <w:top w:type="dxa" w:w="120"/>
+              <w:left w:type="dxa" w:w="140"/>
+              <w:bottom w:type="dxa" w:w="120"/>
+              <w:right w:type="dxa" w:w="140"/>
+            </w:tcMar>
+            <w:vAlign w:val="center"/>
+          </w:tcPr>
+          <w:p>
+            <w:pPr>
+              <w:jc w:val="left"/>
+            </w:pPr>
+            <w:r>
+              <w:rPr>
+                <w:rFonts w:ascii="Open Sans" w:cs="Open Sans" w:eastAsia="Open Sans" w:hAnsi="Open Sans"/>
+                <w:b/>
+                <w:bCs/>
+                <w:color w:val="FFFFFF"/>
+                <w:sz w:val="20"/>
+                <w:szCs w:val="20"/>
+              </w:rPr>
+              <w:t xml:space="preserve">Our Honest Answer</w:t>
+            </w:r>
+          </w:p>
+        </w:tc>
+      </w:tr>
+      <w:tr>
+        <w:trPr>
+          <w:cantSplit/>
+        </w:trPr>
+        <w:tc>
+          <w:tcPr>
+            <w:tcW w:type="dxa" w:w="3510"/>
+            <w:tcBorders>
+              <w:top w:val="single" w:color="E9ECEF" w:sz="4"/>
+              <w:left w:val="single" w:color="E9ECEF" w:sz="4"/>
+              <w:bottom w:val="single" w:color="E9ECEF" w:sz="4"/>
+              <w:right w:val="single" w:color="E9ECEF" w:sz="4"/>
+            </w:tcBorders>
+            <w:shd w:fill="FFFFFF" w:val="clear"/>
+            <w:tcMar>
+              <w:top w:type="dxa" w:w="100"/>
+              <w:left w:type="dxa" w:w="140"/>
+              <w:bottom w:type="dxa" w:w="100"/>
+              <w:right w:type="dxa" w:w="140"/>
+            </w:tcMar>
+            <w:vAlign w:val="center"/>
+          </w:tcPr>
+          <w:p>
+            <w:pPr>
+              <w:jc w:val="left"/>
+            </w:pPr>
+            <w:r>
+              <w:rPr>
+                <w:rFonts w:ascii="Open Sans" w:cs="Open Sans" w:eastAsia="Open Sans" w:hAnsi="Open Sans"/>
+                <w:b/>
+                <w:bCs/>
+                <w:color w:val="59595B"/>
+                <w:sz w:val="20"/>
+                <w:szCs w:val="20"/>
+              </w:rPr>
+              <w:t xml:space="preserve">We already have a sales and marketing motion. Why add this?</w:t>
+            </w:r>
+          </w:p>
+        </w:tc>
+        <w:tc>
+          <w:tcPr>
+            <w:tcW w:type="dxa" w:w="5850"/>
+            <w:tcBorders>
+              <w:top w:val="single" w:color="E9ECEF" w:sz="4"/>
+              <w:left w:val="single" w:color="E9ECEF" w:sz="4"/>
+              <w:bottom w:val="single" w:color="E9ECEF" w:sz="4"/>
+              <w:right w:val="single" w:color="E9ECEF" w:sz="4"/>
+            </w:tcBorders>
+            <w:shd w:fill="FFFFFF" w:val="clear"/>
+            <w:tcMar>
+              <w:top w:type="dxa" w:w="100"/>
+              <w:left w:type="dxa" w:w="140"/>
+              <w:bottom w:type="dxa" w:w="100"/>
+              <w:right w:type="dxa" w:w="140"/>
+            </w:tcMar>
+            <w:vAlign w:val="center"/>
+          </w:tcPr>
+          <w:p>
+            <w:pPr>
+              <w:jc w:val="left"/>
+            </w:pPr>
+            <w:r>
+              <w:rPr>
+                <w:rFonts w:ascii="Open Sans" w:cs="Open Sans" w:eastAsia="Open Sans" w:hAnsi="Open Sans"/>
+                <w:b w:val="false"/>
+                <w:bCs w:val="false"/>
+                <w:color w:val="59595B"/>
+                <w:sz w:val="20"/>
+                <w:szCs w:val="20"/>
+              </w:rPr>
+              <w:t xml:space="preserve">Keep it — the relationships and trade-show work are doing their job. We add the layer they do not: AI-search authority (AEO) on procurement queries, the buyer-documentation engine that auto-drafts RFP responses, and the named-account intelligence a thirteen-person team cannot sustain by hand. We run alongside the existing motion, not over it.</w:t>
+            </w:r>
+          </w:p>
+        </w:tc>
+      </w:tr>
+      <w:tr>
+        <w:trPr>
+          <w:cantSplit/>
+        </w:trPr>
+        <w:tc>
+          <w:tcPr>
+            <w:tcW w:type="dxa" w:w="3510"/>
+            <w:tcBorders>
+              <w:top w:val="single" w:color="E9ECEF" w:sz="4"/>
+              <w:left w:val="single" w:color="E9ECEF" w:sz="4"/>
+              <w:bottom w:val="single" w:color="E9ECEF" w:sz="4"/>
+              <w:right w:val="single" w:color="E9ECEF" w:sz="4"/>
+            </w:tcBorders>
+            <w:shd w:fill="F8F9FA" w:val="clear"/>
+            <w:tcMar>
+              <w:top w:type="dxa" w:w="100"/>
+              <w:left w:type="dxa" w:w="140"/>
+              <w:bottom w:type="dxa" w:w="100"/>
+              <w:right w:type="dxa" w:w="140"/>
+            </w:tcMar>
+            <w:vAlign w:val="center"/>
+          </w:tcPr>
+          <w:p>
+            <w:pPr>
+              <w:jc w:val="left"/>
+            </w:pPr>
+            <w:r>
+              <w:rPr>
+                <w:rFonts w:ascii="Open Sans" w:cs="Open Sans" w:eastAsia="Open Sans" w:hAnsi="Open Sans"/>
+                <w:b/>
+                <w:bCs/>
+                <w:color w:val="59595B"/>
+                <w:sz w:val="20"/>
+                <w:szCs w:val="20"/>
+              </w:rPr>
+              <w:t xml:space="preserve">Isn’t AI mostly hype right now?</w:t>
+            </w:r>
+          </w:p>
+        </w:tc>
+        <w:tc>
+          <w:tcPr>
+            <w:tcW w:type="dxa" w:w="5850"/>
+            <w:tcBorders>
+              <w:top w:val="single" w:color="E9ECEF" w:sz="4"/>
+              <w:left w:val="single" w:color="E9ECEF" w:sz="4"/>
+              <w:bottom w:val="single" w:color="E9ECEF" w:sz="4"/>
+              <w:right w:val="single" w:color="E9ECEF" w:sz="4"/>
+            </w:tcBorders>
+            <w:shd w:fill="F8F9FA" w:val="clear"/>
+            <w:tcMar>
+              <w:top w:type="dxa" w:w="100"/>
+              <w:left w:type="dxa" w:w="140"/>
+              <w:bottom w:type="dxa" w:w="100"/>
+              <w:right w:type="dxa" w:w="140"/>
+            </w:tcMar>
+            <w:vAlign w:val="center"/>
+          </w:tcPr>
+          <w:p>
+            <w:pPr>
+              <w:jc w:val="left"/>
+            </w:pPr>
+            <w:r>
+              <w:rPr>
+                <w:rFonts w:ascii="Open Sans" w:cs="Open Sans" w:eastAsia="Open Sans" w:hAnsi="Open Sans"/>
+                <w:b w:val="false"/>
+                <w:bCs w:val="false"/>
+                <w:color w:val="59595B"/>
+                <w:sz w:val="20"/>
+                <w:szCs w:val="20"/>
+              </w:rPr>
+              <w:t xml:space="preserve">A lot of it is. That is why this blueprint starts with simple, proven automations that pay back fast — auto-drafting documentation, getting cited in AI search — not autonomous “agents” running the business. We use the simplest tool that works, measure it, and only expand what earns its place.</w:t>
+            </w:r>
+          </w:p>
+        </w:tc>
+      </w:tr>
+      <w:tr>
+        <w:trPr>
+          <w:cantSplit/>
+        </w:trPr>
+        <w:tc>
+          <w:tcPr>
+            <w:tcW w:type="dxa" w:w="3510"/>
+            <w:tcBorders>
+              <w:top w:val="single" w:color="E9ECEF" w:sz="4"/>
+              <w:left w:val="single" w:color="E9ECEF" w:sz="4"/>
+              <w:bottom w:val="single" w:color="E9ECEF" w:sz="4"/>
+              <w:right w:val="single" w:color="E9ECEF" w:sz="4"/>
+            </w:tcBorders>
+            <w:shd w:fill="FFFFFF" w:val="clear"/>
+            <w:tcMar>
+              <w:top w:type="dxa" w:w="100"/>
+              <w:left w:type="dxa" w:w="140"/>
+              <w:bottom w:type="dxa" w:w="100"/>
+              <w:right w:type="dxa" w:w="140"/>
+            </w:tcMar>
+            <w:vAlign w:val="center"/>
+          </w:tcPr>
+          <w:p>
+            <w:pPr>
+              <w:jc w:val="left"/>
+            </w:pPr>
+            <w:r>
+              <w:rPr>
+                <w:rFonts w:ascii="Open Sans" w:cs="Open Sans" w:eastAsia="Open Sans" w:hAnsi="Open Sans"/>
+                <w:b/>
+                <w:bCs/>
+                <w:color w:val="59595B"/>
+                <w:sz w:val="20"/>
+                <w:szCs w:val="20"/>
+              </w:rPr>
+              <w:t xml:space="preserve">Is our data — certificates, COAs, buyer pricing, FSVP plans — safe?</w:t>
+            </w:r>
+          </w:p>
+        </w:tc>
+        <w:tc>
+          <w:tcPr>
+            <w:tcW w:type="dxa" w:w="5850"/>
+            <w:tcBorders>
+              <w:top w:val="single" w:color="E9ECEF" w:sz="4"/>
+              <w:left w:val="single" w:color="E9ECEF" w:sz="4"/>
+              <w:bottom w:val="single" w:color="E9ECEF" w:sz="4"/>
+              <w:right w:val="single" w:color="E9ECEF" w:sz="4"/>
+            </w:tcBorders>
+            <w:shd w:fill="FFFFFF" w:val="clear"/>
+            <w:tcMar>
+              <w:top w:type="dxa" w:w="100"/>
+              <w:left w:type="dxa" w:w="140"/>
+              <w:bottom w:type="dxa" w:w="100"/>
+              <w:right w:type="dxa" w:w="140"/>
+            </w:tcMar>
+            <w:vAlign w:val="center"/>
+          </w:tcPr>
+          <w:p>
+            <w:pPr>
+              <w:jc w:val="left"/>
+            </w:pPr>
+            <w:r>
+              <w:rPr>
+                <w:rFonts w:ascii="Open Sans" w:cs="Open Sans" w:eastAsia="Open Sans" w:hAnsi="Open Sans"/>
+                <w:b w:val="false"/>
+                <w:bCs w:val="false"/>
+                <w:color w:val="59595B"/>
+                <w:sz w:val="20"/>
+                <w:szCs w:val="20"/>
+              </w:rPr>
+              <w:t xml:space="preserve">Yes. Sensitive data never touches a public AI model; we deploy private, governed systems with human review on anything compliance-bound, led by a CISSP-certified team. You already trust Technijian on the IT and security side — this is the same discipline extended to the buyer-documentation work.</w:t>
+            </w:r>
+          </w:p>
+        </w:tc>
+      </w:tr>
+      <w:tr>
+        <w:trPr>
+          <w:cantSplit/>
+        </w:trPr>
+        <w:tc>
+          <w:tcPr>
+            <w:tcW w:type="dxa" w:w="3510"/>
+            <w:tcBorders>
+              <w:top w:val="single" w:color="E9ECEF" w:sz="4"/>
+              <w:left w:val="single" w:color="E9ECEF" w:sz="4"/>
+              <w:bottom w:val="single" w:color="E9ECEF" w:sz="4"/>
+              <w:right w:val="single" w:color="E9ECEF" w:sz="4"/>
+            </w:tcBorders>
+            <w:shd w:fill="F8F9FA" w:val="clear"/>
+            <w:tcMar>
+              <w:top w:type="dxa" w:w="100"/>
+              <w:left w:type="dxa" w:w="140"/>
+              <w:bottom w:type="dxa" w:w="100"/>
+              <w:right w:type="dxa" w:w="140"/>
+            </w:tcMar>
+            <w:vAlign w:val="center"/>
+          </w:tcPr>
+          <w:p>
+            <w:pPr>
+              <w:jc w:val="left"/>
+            </w:pPr>
+            <w:r>
+              <w:rPr>
+                <w:rFonts w:ascii="Open Sans" w:cs="Open Sans" w:eastAsia="Open Sans" w:hAnsi="Open Sans"/>
+                <w:b/>
+                <w:bCs/>
+                <w:color w:val="59595B"/>
+                <w:sz w:val="20"/>
+                <w:szCs w:val="20"/>
+              </w:rPr>
+              <w:t xml:space="preserve">We’re a lean team. Do we have the bandwidth to manage this?</w:t>
+            </w:r>
+          </w:p>
+        </w:tc>
+        <w:tc>
+          <w:tcPr>
+            <w:tcW w:type="dxa" w:w="5850"/>
+            <w:tcBorders>
+              <w:top w:val="single" w:color="E9ECEF" w:sz="4"/>
+              <w:left w:val="single" w:color="E9ECEF" w:sz="4"/>
+              <w:bottom w:val="single" w:color="E9ECEF" w:sz="4"/>
+              <w:right w:val="single" w:color="E9ECEF" w:sz="4"/>
+            </w:tcBorders>
+            <w:shd w:fill="F8F9FA" w:val="clear"/>
+            <w:tcMar>
+              <w:top w:type="dxa" w:w="100"/>
+              <w:left w:type="dxa" w:w="140"/>
+              <w:bottom w:type="dxa" w:w="100"/>
+              <w:right w:type="dxa" w:w="140"/>
+            </w:tcMar>
+            <w:vAlign w:val="center"/>
+          </w:tcPr>
+          <w:p>
+            <w:pPr>
+              <w:jc w:val="left"/>
+            </w:pPr>
+            <w:r>
+              <w:rPr>
+                <w:rFonts w:ascii="Open Sans" w:cs="Open Sans" w:eastAsia="Open Sans" w:hAnsi="Open Sans"/>
+                <w:b w:val="false"/>
+                <w:bCs w:val="false"/>
+                <w:color w:val="59595B"/>
+                <w:sz w:val="20"/>
+                <w:szCs w:val="20"/>
+              </w:rPr>
+              <w:t xml:space="preserve">The point is the opposite — to give the team back the hours the documentation tax consumes, not add work. Technijian runs the build and the cadence; your involvement is a short monthly strategy session plus reviewing what we draft. The fractional model means no new hire to manage.</w:t>
+            </w:r>
+          </w:p>
+        </w:tc>
+      </w:tr>
+      <w:tr>
+        <w:trPr>
+          <w:cantSplit/>
+        </w:trPr>
+        <w:tc>
+          <w:tcPr>
+            <w:tcW w:type="dxa" w:w="3510"/>
+            <w:tcBorders>
+              <w:top w:val="single" w:color="E9ECEF" w:sz="4"/>
+              <w:left w:val="single" w:color="E9ECEF" w:sz="4"/>
+              <w:bottom w:val="single" w:color="E9ECEF" w:sz="4"/>
+              <w:right w:val="single" w:color="E9ECEF" w:sz="4"/>
+            </w:tcBorders>
+            <w:shd w:fill="FFFFFF" w:val="clear"/>
+            <w:tcMar>
+              <w:top w:type="dxa" w:w="100"/>
+              <w:left w:type="dxa" w:w="140"/>
+              <w:bottom w:type="dxa" w:w="100"/>
+              <w:right w:type="dxa" w:w="140"/>
+            </w:tcMar>
+            <w:vAlign w:val="center"/>
+          </w:tcPr>
+          <w:p>
+            <w:pPr>
+              <w:jc w:val="left"/>
+            </w:pPr>
+            <w:r>
+              <w:rPr>
+                <w:rFonts w:ascii="Open Sans" w:cs="Open Sans" w:eastAsia="Open Sans" w:hAnsi="Open Sans"/>
+                <w:b/>
+                <w:bCs/>
+                <w:color w:val="59595B"/>
+                <w:sz w:val="20"/>
+                <w:szCs w:val="20"/>
+              </w:rPr>
+              <w:t xml:space="preserve">What if it doesn’t work?</w:t>
+            </w:r>
+          </w:p>
+        </w:tc>
+        <w:tc>
+          <w:tcPr>
+            <w:tcW w:type="dxa" w:w="5850"/>
+            <w:tcBorders>
+              <w:top w:val="single" w:color="E9ECEF" w:sz="4"/>
+              <w:left w:val="single" w:color="E9ECEF" w:sz="4"/>
+              <w:bottom w:val="single" w:color="E9ECEF" w:sz="4"/>
+              <w:right w:val="single" w:color="E9ECEF" w:sz="4"/>
+            </w:tcBorders>
+            <w:shd w:fill="FFFFFF" w:val="clear"/>
+            <w:tcMar>
+              <w:top w:type="dxa" w:w="100"/>
+              <w:left w:type="dxa" w:w="140"/>
+              <w:bottom w:type="dxa" w:w="100"/>
+              <w:right w:type="dxa" w:w="140"/>
+            </w:tcMar>
+            <w:vAlign w:val="center"/>
+          </w:tcPr>
+          <w:p>
+            <w:pPr>
+              <w:jc w:val="left"/>
+            </w:pPr>
+            <w:r>
+              <w:rPr>
+                <w:rFonts w:ascii="Open Sans" w:cs="Open Sans" w:eastAsia="Open Sans" w:hAnsi="Open Sans"/>
+                <w:b w:val="false"/>
+                <w:bCs w:val="false"/>
+                <w:color w:val="59595B"/>
+                <w:sz w:val="20"/>
+                <w:szCs w:val="20"/>
+              </w:rPr>
+              <w:t xml:space="preserve">The entry is a fixed-price 90-day pilot with a defined success metric (Section 12), month-to-month with no long lock-in. If it has not moved the needle by day 90, you are under no obligation to continue — and we will tell you honestly whether it is worth it.</w:t>
+            </w:r>
+          </w:p>
+        </w:tc>
+      </w:tr>
+      <w:tr>
+        <w:trPr>
+          <w:cantSplit/>
+        </w:trPr>
+        <w:tc>
+          <w:tcPr>
+            <w:tcW w:type="dxa" w:w="3510"/>
+            <w:tcBorders>
+              <w:top w:val="single" w:color="E9ECEF" w:sz="4"/>
+              <w:left w:val="single" w:color="E9ECEF" w:sz="4"/>
+              <w:bottom w:val="single" w:color="E9ECEF" w:sz="4"/>
+              <w:right w:val="single" w:color="E9ECEF" w:sz="4"/>
+            </w:tcBorders>
+            <w:shd w:fill="F8F9FA" w:val="clear"/>
+            <w:tcMar>
+              <w:top w:type="dxa" w:w="100"/>
+              <w:left w:type="dxa" w:w="140"/>
+              <w:bottom w:type="dxa" w:w="100"/>
+              <w:right w:type="dxa" w:w="140"/>
+            </w:tcMar>
+            <w:vAlign w:val="center"/>
+          </w:tcPr>
+          <w:p>
+            <w:pPr>
+              <w:jc w:val="left"/>
+            </w:pPr>
+            <w:r>
+              <w:rPr>
+                <w:rFonts w:ascii="Open Sans" w:cs="Open Sans" w:eastAsia="Open Sans" w:hAnsi="Open Sans"/>
+                <w:b/>
+                <w:bCs/>
+                <w:color w:val="59595B"/>
+                <w:sz w:val="20"/>
+                <w:szCs w:val="20"/>
+              </w:rPr>
+              <w:t xml:space="preserve">What does it really cost?</w:t>
+            </w:r>
+          </w:p>
+        </w:tc>
+        <w:tc>
+          <w:tcPr>
+            <w:tcW w:type="dxa" w:w="5850"/>
+            <w:tcBorders>
+              <w:top w:val="single" w:color="E9ECEF" w:sz="4"/>
+              <w:left w:val="single" w:color="E9ECEF" w:sz="4"/>
+              <w:bottom w:val="single" w:color="E9ECEF" w:sz="4"/>
+              <w:right w:val="single" w:color="E9ECEF" w:sz="4"/>
+            </w:tcBorders>
+            <w:shd w:fill="F8F9FA" w:val="clear"/>
+            <w:tcMar>
+              <w:top w:type="dxa" w:w="100"/>
+              <w:left w:type="dxa" w:w="140"/>
+              <w:bottom w:type="dxa" w:w="100"/>
+              <w:right w:type="dxa" w:w="140"/>
+            </w:tcMar>
+            <w:vAlign w:val="center"/>
+          </w:tcPr>
+          <w:p>
+            <w:pPr>
+              <w:jc w:val="left"/>
+            </w:pPr>
+            <w:r>
+              <w:rPr>
+                <w:rFonts w:ascii="Open Sans" w:cs="Open Sans" w:eastAsia="Open Sans" w:hAnsi="Open Sans"/>
+                <w:b w:val="false"/>
+                <w:bCs w:val="false"/>
+                <w:color w:val="59595B"/>
+                <w:sz w:val="20"/>
+                <w:szCs w:val="20"/>
+              </w:rPr>
+              <w:t xml:space="preserve">The entry pilot is approximately $32K for Year 1 at published rates — no hidden fees, no large up-front build. We also route AI across roughly seven models by task (Section 9), so the run cost stays a fraction of wiring everything to one premium model. The full engine (the later expansion) is profiled in Section 12, but only after the pilot proves the lift.</w:t>
+            </w:r>
+          </w:p>
+        </w:tc>
+      </w:tr>
+    </w:tbl>
+    <w:p>
+      <w:pPr>
+        <w:pStyle w:val="Heading1"/>
+        <w:keepNext/>
+        <w:pageBreakBefore/>
+        <w:spacing w:after="120" w:before="0" w:line="240"/>
+      </w:pPr>
+      <w:r>
+        <w:rPr>
+          <w:rFonts w:ascii="Open Sans" w:cs="Open Sans" w:eastAsia="Open Sans" w:hAnsi="Open Sans"/>
+          <w:color w:val="FFFFFF"/>
+          <w:sz w:val="2"/>
+          <w:szCs w:val="2"/>
+        </w:rPr>
+        <w:t xml:space="preserve">17  What Happens Next</w:t>
+      </w:r>
+    </w:p>
+    <w:tbl>
+      <w:tblPr>
+        <w:tblW w:type="dxa" w:w="9360"/>
+        <w:tblBorders>
+          <w:top w:val="none" w:color="FFFFFF" w:sz="0"/>
+          <w:left w:val="none" w:color="FFFFFF" w:sz="0"/>
+          <w:bottom w:val="none" w:color="FFFFFF" w:sz="0"/>
+          <w:right w:val="none" w:color="FFFFFF" w:sz="0"/>
+          <w:insideH w:val="single" w:color="auto" w:sz="4"/>
+          <w:insideV w:val="single" w:color="auto" w:sz="4"/>
+        </w:tblBorders>
+      </w:tblPr>
+      <w:tblGrid>
+        <w:gridCol w:w="120"/>
+        <w:gridCol w:w="9240"/>
+      </w:tblGrid>
+      <w:tr>
+        <w:tc>
+          <w:tcPr>
+            <w:tcW w:type="dxa" w:w="120"/>
+            <w:tcBorders>
+              <w:top w:val="none" w:color="FFFFFF" w:sz="0"/>
+              <w:left w:val="none" w:color="FFFFFF" w:sz="0"/>
+              <w:bottom w:val="none" w:color="FFFFFF" w:sz="0"/>
+              <w:right w:val="none" w:color="FFFFFF" w:sz="0"/>
+            </w:tcBorders>
             <w:shd w:fill="1A1A2E" w:val="clear"/>
           </w:tcPr>
           <w:p>
@@ -20228,7 +23998,7 @@
                 <w:sz w:val="34"/>
                 <w:szCs w:val="34"/>
               </w:rPr>
-              <w:t xml:space="preserve">15  What Happens Next</w:t>
+              <w:t xml:space="preserve">17  What Happens Next</w:t>
             </w:r>
           </w:p>
         </w:tc>
@@ -20373,7 +24143,7 @@
                 <w:sz w:val="20"/>
                 <w:szCs w:val="20"/>
               </w:rPr>
-              <w:t xml:space="preserve">Step 1: A 30-minute discovery call to answer the Section 14 questions and confirm program scope.</w:t>
+              <w:t xml:space="preserve">Step 1: A 30-minute discovery call to answer the Section 15 questions and confirm program scope.</w:t>
             </w:r>
           </w:p>
           <w:p>
@@ -20504,7 +24274,8 @@
       <w:pPr>
         <w:pStyle w:val="Heading1"/>
         <w:keepNext/>
-        <w:spacing w:after="120" w:before="480" w:line="240"/>
+        <w:pageBreakBefore/>
+        <w:spacing w:after="120" w:before="0" w:line="240"/>
       </w:pPr>
       <w:r>
         <w:rPr>
@@ -20513,7 +24284,7 @@
           <w:sz w:val="2"/>
           <w:szCs w:val="2"/>
         </w:rPr>
-        <w:t xml:space="preserve">16  About Technijian</w:t>
+        <w:t xml:space="preserve">18  About Technijian</w:t>
       </w:r>
     </w:p>
     <w:tbl>
@@ -20577,7 +24348,7 @@
                 <w:sz w:val="34"/>
                 <w:szCs w:val="34"/>
               </w:rPr>
-              <w:t xml:space="preserve">16  About Technijian</w:t>
+              <w:t xml:space="preserve">18  About Technijian</w:t>
             </w:r>
           </w:p>
         </w:tc>
@@ -21491,7 +25262,8 @@
       <w:pPr>
         <w:pStyle w:val="Heading1"/>
         <w:keepNext/>
-        <w:spacing w:after="120" w:before="480" w:line="240"/>
+        <w:pageBreakBefore/>
+        <w:spacing w:after="120" w:before="0" w:line="240"/>
       </w:pPr>
       <w:r>
         <w:rPr>
@@ -22149,6 +25921,12 @@
       <w:startOverride w:val="1"/>
     </w:lvlOverride>
   </w:num>
+  <w:num w:numId="2">
+    <w:abstractNumId w:val="2"/>
+    <w:lvlOverride w:ilvl="0">
+      <w:startOverride w:val="1"/>
+    </w:lvlOverride>
+  </w:num>
 </w:numbering>
 </file>
 
@@ -22341,7 +26119,8 @@
     <w:basedOn w:val="Normal"/>
     <w:next w:val="Normal"/>
     <w:pPr>
-      <w:spacing w:after="120" w:before="480"/>
+      <w:pageBreakBefore/>
+      <w:spacing w:after="120" w:before="0"/>
       <w:outlineLvl w:val="0"/>
     </w:pPr>
     <w:rPr>
